--- a/Assignment Document.docx
+++ b/Assignment Document.docx
@@ -1,6 +1,6 @@
 
 <file path=word/document.xml><?xml version="1.0" encoding="utf-8"?>
-<w:document xmlns:wpc="http://schemas.microsoft.com/office/word/2010/wordprocessingCanvas" xmlns:cx="http://schemas.microsoft.com/office/drawing/2014/chartex" xmlns:cx1="http://schemas.microsoft.com/office/drawing/2015/9/8/chartex" xmlns:cx2="http://schemas.microsoft.com/office/drawing/2015/10/21/chartex" xmlns:cx3="http://schemas.microsoft.com/office/drawing/2016/5/9/chartex" xmlns:cx4="http://schemas.microsoft.com/office/drawing/2016/5/10/chartex" xmlns:cx5="http://schemas.microsoft.com/office/drawing/2016/5/11/chartex" xmlns:cx6="http://schemas.microsoft.com/office/drawing/2016/5/12/chartex" xmlns:cx7="http://schemas.microsoft.com/office/drawing/2016/5/13/chartex" xmlns:cx8="http://schemas.microsoft.com/office/drawing/2016/5/14/chartex" xmlns:mc="http://schemas.openxmlformats.org/markup-compatibility/2006" xmlns:aink="http://schemas.microsoft.com/office/drawing/2016/ink" xmlns:am3d="http://schemas.microsoft.com/office/drawing/2017/model3d" xmlns:o="urn:schemas-microsoft-com:office:office" xmlns:r="http://schemas.openxmlformats.org/officeDocument/2006/relationships" xmlns:m="http://schemas.openxmlformats.org/officeDocument/2006/math" xmlns:v="urn:schemas-microsoft-com:vml" xmlns:wp14="http://schemas.microsoft.com/office/word/2010/wordprocessingDrawing" xmlns:wp="http://schemas.openxmlformats.org/drawingml/2006/wordprocessingDrawing" xmlns:w10="urn:schemas-microsoft-com:office:word" xmlns:w="http://schemas.openxmlformats.org/wordprocessingml/2006/main" xmlns:w14="http://schemas.microsoft.com/office/word/2010/wordml" xmlns:w15="http://schemas.microsoft.com/office/word/2012/wordml" xmlns:w16cid="http://schemas.microsoft.com/office/word/2016/wordml/cid" xmlns:w16se="http://schemas.microsoft.com/office/word/2015/wordml/symex" xmlns:wpg="http://schemas.microsoft.com/office/word/2010/wordprocessingGroup" xmlns:wpi="http://schemas.microsoft.com/office/word/2010/wordprocessingInk" xmlns:wne="http://schemas.microsoft.com/office/word/2006/wordml" xmlns:wps="http://schemas.microsoft.com/office/word/2010/wordprocessingShape" mc:Ignorable="w14 w15 w16se w16cid wp14">
+<w:document xmlns:wpc="http://schemas.microsoft.com/office/word/2010/wordprocessingCanvas" xmlns:cx="http://schemas.microsoft.com/office/drawing/2014/chartex" xmlns:cx1="http://schemas.microsoft.com/office/drawing/2015/9/8/chartex" xmlns:cx2="http://schemas.microsoft.com/office/drawing/2015/10/21/chartex" xmlns:cx3="http://schemas.microsoft.com/office/drawing/2016/5/9/chartex" xmlns:cx4="http://schemas.microsoft.com/office/drawing/2016/5/10/chartex" xmlns:cx5="http://schemas.microsoft.com/office/drawing/2016/5/11/chartex" xmlns:cx6="http://schemas.microsoft.com/office/drawing/2016/5/12/chartex" xmlns:cx7="http://schemas.microsoft.com/office/drawing/2016/5/13/chartex" xmlns:cx8="http://schemas.microsoft.com/office/drawing/2016/5/14/chartex" xmlns:mc="http://schemas.openxmlformats.org/markup-compatibility/2006" xmlns:aink="http://schemas.microsoft.com/office/drawing/2016/ink" xmlns:am3d="http://schemas.microsoft.com/office/drawing/2017/model3d" xmlns:o="urn:schemas-microsoft-com:office:office" xmlns:oel="http://schemas.microsoft.com/office/2019/extlst" xmlns:r="http://schemas.openxmlformats.org/officeDocument/2006/relationships" xmlns:m="http://schemas.openxmlformats.org/officeDocument/2006/math" xmlns:v="urn:schemas-microsoft-com:vml" xmlns:wp14="http://schemas.microsoft.com/office/word/2010/wordprocessingDrawing" xmlns:wp="http://schemas.openxmlformats.org/drawingml/2006/wordprocessingDrawing" xmlns:w10="urn:schemas-microsoft-com:office:word" xmlns:w="http://schemas.openxmlformats.org/wordprocessingml/2006/main" xmlns:w14="http://schemas.microsoft.com/office/word/2010/wordml" xmlns:w15="http://schemas.microsoft.com/office/word/2012/wordml" xmlns:w16cex="http://schemas.microsoft.com/office/word/2018/wordml/cex" xmlns:w16cid="http://schemas.microsoft.com/office/word/2016/wordml/cid" xmlns:w16="http://schemas.microsoft.com/office/word/2018/wordml" xmlns:w16du="http://schemas.microsoft.com/office/word/2023/wordml/word16du" xmlns:w16sdtdh="http://schemas.microsoft.com/office/word/2020/wordml/sdtdatahash" xmlns:w16sdtfl="http://schemas.microsoft.com/office/word/2024/wordml/sdtformatlock" xmlns:w16se="http://schemas.microsoft.com/office/word/2015/wordml/symex" xmlns:wpg="http://schemas.microsoft.com/office/word/2010/wordprocessingGroup" xmlns:wpi="http://schemas.microsoft.com/office/word/2010/wordprocessingInk" xmlns:wne="http://schemas.microsoft.com/office/word/2006/wordml" xmlns:wps="http://schemas.microsoft.com/office/word/2010/wordprocessingShape" mc:Ignorable="w14 w15 w16se w16cid w16 w16cex w16sdtdh w16sdtfl w16du wp14">
   <w:body>
     <w:p>
       <w:pPr>
@@ -104,24 +104,574 @@
         <w:br w:type="page"/>
       </w:r>
     </w:p>
-    <w:p>
-      <w:pPr>
-        <w:rPr>
-          <w:rFonts w:ascii="Times New Roman" w:hAnsi="Times New Roman" w:cs="Times New Roman"/>
-          <w:sz w:val="24"/>
-          <w:szCs w:val="24"/>
-        </w:rPr>
-      </w:pPr>
-      <w:r>
-        <w:rPr>
-          <w:rFonts w:ascii="Times New Roman" w:hAnsi="Times New Roman" w:cs="Times New Roman"/>
-          <w:sz w:val="24"/>
-          <w:szCs w:val="24"/>
-        </w:rPr>
-        <w:lastRenderedPageBreak/>
-        <w:t>&gt;&gt;&gt;Table of Contents will go here &lt;&lt;&lt;</w:t>
-      </w:r>
-    </w:p>
+    <w:sdt>
+      <w:sdtPr>
+        <w:id w:val="397330332"/>
+        <w:docPartObj>
+          <w:docPartGallery w:val="Table of Contents"/>
+          <w:docPartUnique/>
+        </w:docPartObj>
+      </w:sdtPr>
+      <w:sdtEndPr>
+        <w:rPr>
+          <w:rFonts w:asciiTheme="minorHAnsi" w:eastAsiaTheme="minorHAnsi" w:hAnsiTheme="minorHAnsi" w:cstheme="minorBidi"/>
+          <w:b/>
+          <w:bCs/>
+          <w:noProof/>
+          <w:color w:val="auto"/>
+          <w:sz w:val="22"/>
+          <w:szCs w:val="22"/>
+          <w:lang w:val="en-ZA"/>
+        </w:rPr>
+      </w:sdtEndPr>
+      <w:sdtContent>
+        <w:p>
+          <w:pPr>
+            <w:pStyle w:val="TOCHeading"/>
+          </w:pPr>
+          <w:r>
+            <w:t>Table of Contents</w:t>
+          </w:r>
+        </w:p>
+        <w:p>
+          <w:pPr>
+            <w:pStyle w:val="TOC1"/>
+            <w:tabs>
+              <w:tab w:val="right" w:leader="dot" w:pos="9016"/>
+            </w:tabs>
+            <w:rPr>
+              <w:rFonts w:eastAsiaTheme="minorEastAsia"/>
+              <w:noProof/>
+              <w:kern w:val="2"/>
+              <w:sz w:val="24"/>
+              <w:szCs w:val="24"/>
+              <w:lang w:eastAsia="en-ZA"/>
+              <w14:ligatures w14:val="standardContextual"/>
+            </w:rPr>
+          </w:pPr>
+          <w:r>
+            <w:fldChar w:fldCharType="begin"/>
+          </w:r>
+          <w:r>
+            <w:instrText xml:space="preserve"> TOC \o "1-3" \h \z \u </w:instrText>
+          </w:r>
+          <w:r>
+            <w:fldChar w:fldCharType="separate"/>
+          </w:r>
+          <w:hyperlink w:anchor="_Toc194928233" w:history="1">
+            <w:r>
+              <w:rPr>
+                <w:rStyle w:val="Hyperlink"/>
+                <w:noProof/>
+              </w:rPr>
+              <w:t>Section 1</w:t>
+            </w:r>
+            <w:r>
+              <w:rPr>
+                <w:noProof/>
+                <w:webHidden/>
+              </w:rPr>
+              <w:tab/>
+            </w:r>
+            <w:r>
+              <w:rPr>
+                <w:noProof/>
+                <w:webHidden/>
+              </w:rPr>
+              <w:fldChar w:fldCharType="begin"/>
+            </w:r>
+            <w:r>
+              <w:rPr>
+                <w:noProof/>
+                <w:webHidden/>
+              </w:rPr>
+              <w:instrText xml:space="preserve"> PAGEREF _Toc194928233 \h </w:instrText>
+            </w:r>
+            <w:r>
+              <w:rPr>
+                <w:noProof/>
+                <w:webHidden/>
+              </w:rPr>
+            </w:r>
+            <w:r>
+              <w:rPr>
+                <w:noProof/>
+                <w:webHidden/>
+              </w:rPr>
+              <w:fldChar w:fldCharType="separate"/>
+            </w:r>
+            <w:r>
+              <w:rPr>
+                <w:noProof/>
+                <w:webHidden/>
+              </w:rPr>
+              <w:t>3</w:t>
+            </w:r>
+            <w:r>
+              <w:rPr>
+                <w:noProof/>
+                <w:webHidden/>
+              </w:rPr>
+              <w:fldChar w:fldCharType="end"/>
+            </w:r>
+          </w:hyperlink>
+        </w:p>
+        <w:p>
+          <w:pPr>
+            <w:pStyle w:val="TOC2"/>
+            <w:tabs>
+              <w:tab w:val="right" w:leader="dot" w:pos="9016"/>
+            </w:tabs>
+            <w:rPr>
+              <w:rFonts w:cstheme="minorBidi"/>
+              <w:noProof/>
+              <w:kern w:val="2"/>
+              <w:sz w:val="24"/>
+              <w:szCs w:val="24"/>
+              <w:lang w:val="en-ZA" w:eastAsia="en-ZA"/>
+              <w14:ligatures w14:val="standardContextual"/>
+            </w:rPr>
+          </w:pPr>
+          <w:hyperlink w:anchor="_Toc194928234" w:history="1">
+            <w:r>
+              <w:rPr>
+                <w:rStyle w:val="Hyperlink"/>
+                <w:noProof/>
+              </w:rPr>
+              <w:t>1.1 Case Study</w:t>
+            </w:r>
+            <w:r>
+              <w:rPr>
+                <w:noProof/>
+                <w:webHidden/>
+              </w:rPr>
+              <w:tab/>
+            </w:r>
+            <w:r>
+              <w:rPr>
+                <w:noProof/>
+                <w:webHidden/>
+              </w:rPr>
+              <w:fldChar w:fldCharType="begin"/>
+            </w:r>
+            <w:r>
+              <w:rPr>
+                <w:noProof/>
+                <w:webHidden/>
+              </w:rPr>
+              <w:instrText xml:space="preserve"> PAGEREF _Toc194928234 \h </w:instrText>
+            </w:r>
+            <w:r>
+              <w:rPr>
+                <w:noProof/>
+                <w:webHidden/>
+              </w:rPr>
+            </w:r>
+            <w:r>
+              <w:rPr>
+                <w:noProof/>
+                <w:webHidden/>
+              </w:rPr>
+              <w:fldChar w:fldCharType="separate"/>
+            </w:r>
+            <w:r>
+              <w:rPr>
+                <w:noProof/>
+                <w:webHidden/>
+              </w:rPr>
+              <w:t>3</w:t>
+            </w:r>
+            <w:r>
+              <w:rPr>
+                <w:noProof/>
+                <w:webHidden/>
+              </w:rPr>
+              <w:fldChar w:fldCharType="end"/>
+            </w:r>
+          </w:hyperlink>
+        </w:p>
+        <w:p>
+          <w:pPr>
+            <w:pStyle w:val="TOC2"/>
+            <w:tabs>
+              <w:tab w:val="right" w:leader="dot" w:pos="9016"/>
+            </w:tabs>
+            <w:rPr>
+              <w:rFonts w:cstheme="minorBidi"/>
+              <w:noProof/>
+              <w:kern w:val="2"/>
+              <w:sz w:val="24"/>
+              <w:szCs w:val="24"/>
+              <w:lang w:val="en-ZA" w:eastAsia="en-ZA"/>
+              <w14:ligatures w14:val="standardContextual"/>
+            </w:rPr>
+          </w:pPr>
+          <w:hyperlink w:anchor="_Toc194928235" w:history="1">
+            <w:r>
+              <w:rPr>
+                <w:rStyle w:val="Hyperlink"/>
+                <w:noProof/>
+              </w:rPr>
+              <w:t>1.2 Solution Analysis</w:t>
+            </w:r>
+            <w:r>
+              <w:rPr>
+                <w:noProof/>
+                <w:webHidden/>
+              </w:rPr>
+              <w:tab/>
+            </w:r>
+            <w:r>
+              <w:rPr>
+                <w:noProof/>
+                <w:webHidden/>
+              </w:rPr>
+              <w:fldChar w:fldCharType="begin"/>
+            </w:r>
+            <w:r>
+              <w:rPr>
+                <w:noProof/>
+                <w:webHidden/>
+              </w:rPr>
+              <w:instrText xml:space="preserve"> PAGEREF _Toc194928235 \h </w:instrText>
+            </w:r>
+            <w:r>
+              <w:rPr>
+                <w:noProof/>
+                <w:webHidden/>
+              </w:rPr>
+            </w:r>
+            <w:r>
+              <w:rPr>
+                <w:noProof/>
+                <w:webHidden/>
+              </w:rPr>
+              <w:fldChar w:fldCharType="separate"/>
+            </w:r>
+            <w:r>
+              <w:rPr>
+                <w:noProof/>
+                <w:webHidden/>
+              </w:rPr>
+              <w:t>3</w:t>
+            </w:r>
+            <w:r>
+              <w:rPr>
+                <w:noProof/>
+                <w:webHidden/>
+              </w:rPr>
+              <w:fldChar w:fldCharType="end"/>
+            </w:r>
+          </w:hyperlink>
+        </w:p>
+        <w:p>
+          <w:pPr>
+            <w:pStyle w:val="TOC2"/>
+            <w:tabs>
+              <w:tab w:val="right" w:leader="dot" w:pos="9016"/>
+            </w:tabs>
+            <w:rPr>
+              <w:rFonts w:cstheme="minorBidi"/>
+              <w:noProof/>
+              <w:kern w:val="2"/>
+              <w:sz w:val="24"/>
+              <w:szCs w:val="24"/>
+              <w:lang w:val="en-ZA" w:eastAsia="en-ZA"/>
+              <w14:ligatures w14:val="standardContextual"/>
+            </w:rPr>
+          </w:pPr>
+          <w:hyperlink w:anchor="_Toc194928236" w:history="1">
+            <w:r>
+              <w:rPr>
+                <w:rStyle w:val="Hyperlink"/>
+                <w:noProof/>
+              </w:rPr>
+              <w:t>Abstract class vs Interface Analysis</w:t>
+            </w:r>
+            <w:r>
+              <w:rPr>
+                <w:noProof/>
+                <w:webHidden/>
+              </w:rPr>
+              <w:tab/>
+            </w:r>
+            <w:r>
+              <w:rPr>
+                <w:noProof/>
+                <w:webHidden/>
+              </w:rPr>
+              <w:fldChar w:fldCharType="begin"/>
+            </w:r>
+            <w:r>
+              <w:rPr>
+                <w:noProof/>
+                <w:webHidden/>
+              </w:rPr>
+              <w:instrText xml:space="preserve"> PAGEREF _Toc194928236 \h </w:instrText>
+            </w:r>
+            <w:r>
+              <w:rPr>
+                <w:noProof/>
+                <w:webHidden/>
+              </w:rPr>
+            </w:r>
+            <w:r>
+              <w:rPr>
+                <w:noProof/>
+                <w:webHidden/>
+              </w:rPr>
+              <w:fldChar w:fldCharType="separate"/>
+            </w:r>
+            <w:r>
+              <w:rPr>
+                <w:noProof/>
+                <w:webHidden/>
+              </w:rPr>
+              <w:t>4</w:t>
+            </w:r>
+            <w:r>
+              <w:rPr>
+                <w:noProof/>
+                <w:webHidden/>
+              </w:rPr>
+              <w:fldChar w:fldCharType="end"/>
+            </w:r>
+          </w:hyperlink>
+        </w:p>
+        <w:p>
+          <w:pPr>
+            <w:pStyle w:val="TOC2"/>
+            <w:tabs>
+              <w:tab w:val="right" w:leader="dot" w:pos="9016"/>
+            </w:tabs>
+            <w:rPr>
+              <w:rFonts w:cstheme="minorBidi"/>
+              <w:noProof/>
+              <w:kern w:val="2"/>
+              <w:sz w:val="24"/>
+              <w:szCs w:val="24"/>
+              <w:lang w:val="en-ZA" w:eastAsia="en-ZA"/>
+              <w14:ligatures w14:val="standardContextual"/>
+            </w:rPr>
+          </w:pPr>
+          <w:hyperlink w:anchor="_Toc194928237" w:history="1">
+            <w:r>
+              <w:rPr>
+                <w:rStyle w:val="Hyperlink"/>
+                <w:noProof/>
+              </w:rPr>
+              <w:t>1.3 Scenario Diagram</w:t>
+            </w:r>
+            <w:r>
+              <w:rPr>
+                <w:noProof/>
+                <w:webHidden/>
+              </w:rPr>
+              <w:tab/>
+            </w:r>
+            <w:r>
+              <w:rPr>
+                <w:noProof/>
+                <w:webHidden/>
+              </w:rPr>
+              <w:fldChar w:fldCharType="begin"/>
+            </w:r>
+            <w:r>
+              <w:rPr>
+                <w:noProof/>
+                <w:webHidden/>
+              </w:rPr>
+              <w:instrText xml:space="preserve"> PAGEREF _Toc194928237 \h </w:instrText>
+            </w:r>
+            <w:r>
+              <w:rPr>
+                <w:noProof/>
+                <w:webHidden/>
+              </w:rPr>
+            </w:r>
+            <w:r>
+              <w:rPr>
+                <w:noProof/>
+                <w:webHidden/>
+              </w:rPr>
+              <w:fldChar w:fldCharType="separate"/>
+            </w:r>
+            <w:r>
+              <w:rPr>
+                <w:noProof/>
+                <w:webHidden/>
+              </w:rPr>
+              <w:t>4</w:t>
+            </w:r>
+            <w:r>
+              <w:rPr>
+                <w:noProof/>
+                <w:webHidden/>
+              </w:rPr>
+              <w:fldChar w:fldCharType="end"/>
+            </w:r>
+          </w:hyperlink>
+        </w:p>
+        <w:p>
+          <w:pPr>
+            <w:pStyle w:val="TOC1"/>
+            <w:tabs>
+              <w:tab w:val="right" w:leader="dot" w:pos="9016"/>
+            </w:tabs>
+            <w:rPr>
+              <w:rFonts w:eastAsiaTheme="minorEastAsia"/>
+              <w:noProof/>
+              <w:kern w:val="2"/>
+              <w:sz w:val="24"/>
+              <w:szCs w:val="24"/>
+              <w:lang w:eastAsia="en-ZA"/>
+              <w14:ligatures w14:val="standardContextual"/>
+            </w:rPr>
+          </w:pPr>
+          <w:hyperlink w:anchor="_Toc194928238" w:history="1">
+            <w:r>
+              <w:rPr>
+                <w:rStyle w:val="Hyperlink"/>
+                <w:noProof/>
+              </w:rPr>
+              <w:t>Section 2</w:t>
+            </w:r>
+            <w:r>
+              <w:rPr>
+                <w:noProof/>
+                <w:webHidden/>
+              </w:rPr>
+              <w:tab/>
+            </w:r>
+            <w:r>
+              <w:rPr>
+                <w:noProof/>
+                <w:webHidden/>
+              </w:rPr>
+              <w:fldChar w:fldCharType="begin"/>
+            </w:r>
+            <w:r>
+              <w:rPr>
+                <w:noProof/>
+                <w:webHidden/>
+              </w:rPr>
+              <w:instrText xml:space="preserve"> PAGEREF _Toc194928238 \h </w:instrText>
+            </w:r>
+            <w:r>
+              <w:rPr>
+                <w:noProof/>
+                <w:webHidden/>
+              </w:rPr>
+            </w:r>
+            <w:r>
+              <w:rPr>
+                <w:noProof/>
+                <w:webHidden/>
+              </w:rPr>
+              <w:fldChar w:fldCharType="separate"/>
+            </w:r>
+            <w:r>
+              <w:rPr>
+                <w:noProof/>
+                <w:webHidden/>
+              </w:rPr>
+              <w:t>5</w:t>
+            </w:r>
+            <w:r>
+              <w:rPr>
+                <w:noProof/>
+                <w:webHidden/>
+              </w:rPr>
+              <w:fldChar w:fldCharType="end"/>
+            </w:r>
+          </w:hyperlink>
+        </w:p>
+        <w:p>
+          <w:pPr>
+            <w:pStyle w:val="TOC1"/>
+            <w:tabs>
+              <w:tab w:val="right" w:leader="dot" w:pos="9016"/>
+            </w:tabs>
+            <w:rPr>
+              <w:rFonts w:eastAsiaTheme="minorEastAsia"/>
+              <w:noProof/>
+              <w:kern w:val="2"/>
+              <w:sz w:val="24"/>
+              <w:szCs w:val="24"/>
+              <w:lang w:eastAsia="en-ZA"/>
+              <w14:ligatures w14:val="standardContextual"/>
+            </w:rPr>
+          </w:pPr>
+          <w:hyperlink w:anchor="_Toc194928239" w:history="1">
+            <w:r>
+              <w:rPr>
+                <w:rStyle w:val="Hyperlink"/>
+                <w:noProof/>
+              </w:rPr>
+              <w:t>Section 3</w:t>
+            </w:r>
+            <w:r>
+              <w:rPr>
+                <w:noProof/>
+                <w:webHidden/>
+              </w:rPr>
+              <w:tab/>
+            </w:r>
+            <w:r>
+              <w:rPr>
+                <w:noProof/>
+                <w:webHidden/>
+              </w:rPr>
+              <w:fldChar w:fldCharType="begin"/>
+            </w:r>
+            <w:r>
+              <w:rPr>
+                <w:noProof/>
+                <w:webHidden/>
+              </w:rPr>
+              <w:instrText xml:space="preserve"> PAGEREF _Toc194928239 \h </w:instrText>
+            </w:r>
+            <w:r>
+              <w:rPr>
+                <w:noProof/>
+                <w:webHidden/>
+              </w:rPr>
+            </w:r>
+            <w:r>
+              <w:rPr>
+                <w:noProof/>
+                <w:webHidden/>
+              </w:rPr>
+              <w:fldChar w:fldCharType="separate"/>
+            </w:r>
+            <w:r>
+              <w:rPr>
+                <w:noProof/>
+                <w:webHidden/>
+              </w:rPr>
+              <w:t>6</w:t>
+            </w:r>
+            <w:r>
+              <w:rPr>
+                <w:noProof/>
+                <w:webHidden/>
+              </w:rPr>
+              <w:fldChar w:fldCharType="end"/>
+            </w:r>
+          </w:hyperlink>
+        </w:p>
+        <w:p>
+          <w:r>
+            <w:rPr>
+              <w:b/>
+              <w:bCs/>
+              <w:noProof/>
+            </w:rPr>
+            <w:fldChar w:fldCharType="end"/>
+          </w:r>
+        </w:p>
+      </w:sdtContent>
+    </w:sdt>
     <w:p>
       <w:pPr>
         <w:pStyle w:val="NewHeadin"/>
@@ -129,49 +679,61 @@
       <w:r>
         <w:br w:type="page"/>
       </w:r>
+      <w:bookmarkStart w:id="0" w:name="_Toc194928233"/>
       <w:r>
         <w:lastRenderedPageBreak/>
         <w:t>Section 1</w:t>
       </w:r>
+      <w:bookmarkEnd w:id="0"/>
     </w:p>
     <w:p/>
     <w:p>
       <w:pPr>
-        <w:pStyle w:val="Subtitle"/>
-        <w:rPr>
-          <w:rFonts w:ascii="Times New Roman" w:hAnsi="Times New Roman" w:cs="Times New Roman"/>
-          <w:i/>
-          <w:sz w:val="24"/>
-          <w:szCs w:val="24"/>
-        </w:rPr>
-      </w:pPr>
-      <w:r>
-        <w:rPr>
-          <w:rFonts w:ascii="Times New Roman" w:hAnsi="Times New Roman" w:cs="Times New Roman"/>
-          <w:i/>
-          <w:sz w:val="24"/>
-          <w:szCs w:val="24"/>
-        </w:rPr>
+        <w:pStyle w:val="Heading2"/>
+      </w:pPr>
+      <w:bookmarkStart w:id="1" w:name="_Toc194928234"/>
+      <w:r>
         <w:t>1.1 Case Study</w:t>
       </w:r>
-    </w:p>
-    <w:p>
-      <w:pPr>
-        <w:rPr>
-          <w:rFonts w:ascii="Times New Roman" w:hAnsi="Times New Roman" w:cs="Times New Roman"/>
-        </w:rPr>
-      </w:pPr>
-      <w:r>
-        <w:rPr>
-          <w:rFonts w:ascii="Times New Roman" w:hAnsi="Times New Roman" w:cs="Times New Roman"/>
-        </w:rPr>
-        <w:t>FurEver Friends</w:t>
-      </w:r>
-      <w:r>
-        <w:rPr>
-          <w:rFonts w:ascii="Times New Roman" w:hAnsi="Times New Roman" w:cs="Times New Roman"/>
-        </w:rPr>
-        <w:t xml:space="preserve"> is a small animal shelter located in the quiet neighbourhood of Mill Park, providing various animal services such adoption, training and animal care. The animal shelter encompasses 3 departments</w:t>
+      <w:bookmarkEnd w:id="1"/>
+    </w:p>
+    <w:p>
+      <w:pPr>
+        <w:rPr>
+          <w:rFonts w:ascii="Times New Roman" w:hAnsi="Times New Roman" w:cs="Times New Roman"/>
+        </w:rPr>
+      </w:pPr>
+      <w:proofErr w:type="spellStart"/>
+      <w:r>
+        <w:rPr>
+          <w:rFonts w:ascii="Times New Roman" w:hAnsi="Times New Roman" w:cs="Times New Roman"/>
+        </w:rPr>
+        <w:t>FurEver</w:t>
+      </w:r>
+      <w:proofErr w:type="spellEnd"/>
+      <w:r>
+        <w:rPr>
+          <w:rFonts w:ascii="Times New Roman" w:hAnsi="Times New Roman" w:cs="Times New Roman"/>
+        </w:rPr>
+        <w:t xml:space="preserve"> Friends</w:t>
+      </w:r>
+      <w:r>
+        <w:rPr>
+          <w:rFonts w:ascii="Times New Roman" w:hAnsi="Times New Roman" w:cs="Times New Roman"/>
+        </w:rPr>
+        <w:t xml:space="preserve"> is a small animal shelter located in the quiet neighbourhood of Mill Park, providing various animal services such </w:t>
+      </w:r>
+      <w:r>
+        <w:rPr>
+          <w:rFonts w:ascii="Times New Roman" w:hAnsi="Times New Roman" w:cs="Times New Roman"/>
+        </w:rPr>
+        <w:t xml:space="preserve">as </w:t>
+      </w:r>
+      <w:r>
+        <w:rPr>
+          <w:rFonts w:ascii="Times New Roman" w:hAnsi="Times New Roman" w:cs="Times New Roman"/>
+        </w:rPr>
+        <w:t>adoption, training and animal care. The animal shelter encompasses 3 departments</w:t>
       </w:r>
       <w:r>
         <w:rPr>
@@ -244,7 +806,43 @@
         <w:rPr>
           <w:rFonts w:ascii="Times New Roman" w:hAnsi="Times New Roman" w:cs="Times New Roman"/>
         </w:rPr>
-        <w:t xml:space="preserve">Each department facilitates one or more of these core services. The animal care &amp; adoption department handles the adoption and basic </w:t>
+        <w:t xml:space="preserve">Each department facilitates one or more of these core services. The </w:t>
+      </w:r>
+      <w:r>
+        <w:rPr>
+          <w:rFonts w:ascii="Times New Roman" w:hAnsi="Times New Roman" w:cs="Times New Roman"/>
+        </w:rPr>
+        <w:t>A</w:t>
+      </w:r>
+      <w:r>
+        <w:rPr>
+          <w:rFonts w:ascii="Times New Roman" w:hAnsi="Times New Roman" w:cs="Times New Roman"/>
+        </w:rPr>
+        <w:t xml:space="preserve">nimal </w:t>
+      </w:r>
+      <w:r>
+        <w:rPr>
+          <w:rFonts w:ascii="Times New Roman" w:hAnsi="Times New Roman" w:cs="Times New Roman"/>
+        </w:rPr>
+        <w:t>C</w:t>
+      </w:r>
+      <w:r>
+        <w:rPr>
+          <w:rFonts w:ascii="Times New Roman" w:hAnsi="Times New Roman" w:cs="Times New Roman"/>
+        </w:rPr>
+        <w:t xml:space="preserve">are &amp; </w:t>
+      </w:r>
+      <w:r>
+        <w:rPr>
+          <w:rFonts w:ascii="Times New Roman" w:hAnsi="Times New Roman" w:cs="Times New Roman"/>
+        </w:rPr>
+        <w:t>A</w:t>
+      </w:r>
+      <w:r>
+        <w:rPr>
+          <w:rFonts w:ascii="Times New Roman" w:hAnsi="Times New Roman" w:cs="Times New Roman"/>
+        </w:rPr>
+        <w:t xml:space="preserve">doption department handles the adoption and basic </w:t>
       </w:r>
       <w:r>
         <w:rPr>
@@ -256,7 +854,31 @@
         <w:rPr>
           <w:rFonts w:ascii="Times New Roman" w:hAnsi="Times New Roman" w:cs="Times New Roman"/>
         </w:rPr>
-        <w:t xml:space="preserve"> care such as feeding, Health &amp; wellbeing deals with h</w:t>
+        <w:t xml:space="preserve"> care such as feeding</w:t>
+      </w:r>
+      <w:r>
+        <w:rPr>
+          <w:rFonts w:ascii="Times New Roman" w:hAnsi="Times New Roman" w:cs="Times New Roman"/>
+        </w:rPr>
+        <w:t>,</w:t>
+      </w:r>
+      <w:r>
+        <w:rPr>
+          <w:rFonts w:ascii="Times New Roman" w:hAnsi="Times New Roman" w:cs="Times New Roman"/>
+        </w:rPr>
+        <w:t xml:space="preserve"> Health &amp; </w:t>
+      </w:r>
+      <w:r>
+        <w:rPr>
+          <w:rFonts w:ascii="Times New Roman" w:hAnsi="Times New Roman" w:cs="Times New Roman"/>
+        </w:rPr>
+        <w:t>W</w:t>
+      </w:r>
+      <w:r>
+        <w:rPr>
+          <w:rFonts w:ascii="Times New Roman" w:hAnsi="Times New Roman" w:cs="Times New Roman"/>
+        </w:rPr>
+        <w:t>ellbeing deals with h</w:t>
       </w:r>
       <w:r>
         <w:rPr>
@@ -268,7 +890,31 @@
         <w:rPr>
           <w:rFonts w:ascii="Times New Roman" w:hAnsi="Times New Roman" w:cs="Times New Roman"/>
         </w:rPr>
-        <w:t xml:space="preserve"> whilst the training &amp; growth department</w:t>
+        <w:t xml:space="preserve"> whilst the </w:t>
+      </w:r>
+      <w:r>
+        <w:rPr>
+          <w:rFonts w:ascii="Times New Roman" w:hAnsi="Times New Roman" w:cs="Times New Roman"/>
+        </w:rPr>
+        <w:t>T</w:t>
+      </w:r>
+      <w:r>
+        <w:rPr>
+          <w:rFonts w:ascii="Times New Roman" w:hAnsi="Times New Roman" w:cs="Times New Roman"/>
+        </w:rPr>
+        <w:t xml:space="preserve">raining &amp; </w:t>
+      </w:r>
+      <w:r>
+        <w:rPr>
+          <w:rFonts w:ascii="Times New Roman" w:hAnsi="Times New Roman" w:cs="Times New Roman"/>
+        </w:rPr>
+        <w:t>G</w:t>
+      </w:r>
+      <w:r>
+        <w:rPr>
+          <w:rFonts w:ascii="Times New Roman" w:hAnsi="Times New Roman" w:cs="Times New Roman"/>
+        </w:rPr>
+        <w:t>rowth department</w:t>
       </w:r>
       <w:r>
         <w:rPr>
@@ -355,54 +1001,13 @@
     </w:p>
     <w:p>
       <w:pPr>
-        <w:pStyle w:val="Subtitle"/>
-        <w:numPr>
-          <w:ilvl w:val="0"/>
-          <w:numId w:val="0"/>
-        </w:numPr>
-        <w:rPr>
-          <w:rFonts w:ascii="Times New Roman" w:hAnsi="Times New Roman" w:cs="Times New Roman"/>
-          <w:i/>
-          <w:sz w:val="24"/>
-          <w:szCs w:val="24"/>
-        </w:rPr>
-      </w:pPr>
-      <w:r>
-        <w:rPr>
-          <w:rFonts w:ascii="Times New Roman" w:hAnsi="Times New Roman" w:cs="Times New Roman"/>
-          <w:i/>
-          <w:sz w:val="24"/>
-          <w:szCs w:val="24"/>
-        </w:rPr>
-        <w:t>1.</w:t>
-      </w:r>
-      <w:r>
-        <w:rPr>
-          <w:rFonts w:ascii="Times New Roman" w:hAnsi="Times New Roman" w:cs="Times New Roman"/>
-          <w:i/>
-          <w:sz w:val="24"/>
-          <w:szCs w:val="24"/>
-        </w:rPr>
-        <w:t>2</w:t>
-      </w:r>
-      <w:r>
-        <w:rPr>
-          <w:rFonts w:ascii="Times New Roman" w:hAnsi="Times New Roman" w:cs="Times New Roman"/>
-          <w:i/>
-          <w:sz w:val="24"/>
-          <w:szCs w:val="24"/>
-        </w:rPr>
-        <w:t xml:space="preserve"> </w:t>
-      </w:r>
-      <w:r>
-        <w:rPr>
-          <w:rFonts w:ascii="Times New Roman" w:hAnsi="Times New Roman" w:cs="Times New Roman"/>
-          <w:i/>
-          <w:sz w:val="24"/>
-          <w:szCs w:val="24"/>
-        </w:rPr>
-        <w:t>Solution Analysis</w:t>
-      </w:r>
+        <w:pStyle w:val="Heading2"/>
+      </w:pPr>
+      <w:bookmarkStart w:id="2" w:name="_Toc194928235"/>
+      <w:r>
+        <w:t>1.2 Solution Analysis</w:t>
+      </w:r>
+      <w:bookmarkEnd w:id="2"/>
     </w:p>
     <w:p>
       <w:pPr>
@@ -565,7 +1170,27 @@
         <w:rPr>
           <w:rFonts w:ascii="Times New Roman" w:hAnsi="Times New Roman" w:cs="Times New Roman"/>
         </w:rPr>
-        <w:t>Ensures different pets found in the same feeding family (herbivores) can be directed to the respective feeding place, code reusability</w:t>
+        <w:t xml:space="preserve">Ensures different pets found in the same feeding family (herbivores) can be directed to the respective feeding </w:t>
+      </w:r>
+      <w:proofErr w:type="gramStart"/>
+      <w:r>
+        <w:rPr>
+          <w:rFonts w:ascii="Times New Roman" w:hAnsi="Times New Roman" w:cs="Times New Roman"/>
+        </w:rPr>
+        <w:t>place</w:t>
+      </w:r>
+      <w:r>
+        <w:rPr>
+          <w:rFonts w:ascii="Times New Roman" w:hAnsi="Times New Roman" w:cs="Times New Roman"/>
+        </w:rPr>
+        <w:t>;</w:t>
+      </w:r>
+      <w:proofErr w:type="gramEnd"/>
+      <w:r>
+        <w:rPr>
+          <w:rFonts w:ascii="Times New Roman" w:hAnsi="Times New Roman" w:cs="Times New Roman"/>
+        </w:rPr>
+        <w:t xml:space="preserve"> code reusability</w:t>
       </w:r>
       <w:r>
         <w:rPr>
@@ -589,35 +1214,120 @@
         <w:rPr>
           <w:rFonts w:ascii="Times New Roman" w:hAnsi="Times New Roman" w:cs="Times New Roman"/>
         </w:rPr>
-        <w:t xml:space="preserve">Makes it easy to modify feeding </w:t>
-      </w:r>
-      <w:r>
-        <w:rPr>
-          <w:rFonts w:ascii="Times New Roman" w:hAnsi="Times New Roman" w:cs="Times New Roman"/>
-        </w:rPr>
-        <w:t>behaviour</w:t>
-      </w:r>
-      <w:r>
-        <w:rPr>
-          <w:rFonts w:ascii="Times New Roman" w:hAnsi="Times New Roman" w:cs="Times New Roman"/>
-        </w:rPr>
-        <w:t xml:space="preserve"> without altering existing animal classes.</w:t>
-      </w:r>
-    </w:p>
-    <w:p>
-      <w:pPr>
-        <w:rPr>
-          <w:rFonts w:ascii="Times New Roman" w:hAnsi="Times New Roman" w:cs="Times New Roman"/>
-        </w:rPr>
-      </w:pPr>
-    </w:p>
-    <w:p>
-      <w:pPr>
-        <w:pStyle w:val="Subtitle"/>
-        <w:numPr>
-          <w:ilvl w:val="0"/>
-          <w:numId w:val="0"/>
-        </w:numPr>
+        <w:t>Makes it easy to modify feeding behaviour without altering existing animal classes.</w:t>
+      </w:r>
+    </w:p>
+    <w:p>
+      <w:pPr>
+        <w:rPr>
+          <w:rFonts w:ascii="Times New Roman" w:hAnsi="Times New Roman" w:cs="Times New Roman"/>
+        </w:rPr>
+      </w:pPr>
+    </w:p>
+    <w:p>
+      <w:pPr>
+        <w:pStyle w:val="Heading2"/>
+      </w:pPr>
+      <w:r>
+        <w:lastRenderedPageBreak/>
+        <w:t xml:space="preserve"> </w:t>
+      </w:r>
+      <w:bookmarkStart w:id="3" w:name="_Toc194928236"/>
+      <w:r>
+        <w:t>Abstract class vs Interface Analysis</w:t>
+      </w:r>
+      <w:bookmarkEnd w:id="3"/>
+    </w:p>
+    <w:p>
+      <w:pPr>
+        <w:rPr>
+          <w:rFonts w:ascii="Times New Roman" w:hAnsi="Times New Roman" w:cs="Times New Roman"/>
+        </w:rPr>
+      </w:pPr>
+      <w:r>
+        <w:rPr>
+          <w:rFonts w:ascii="Times New Roman" w:hAnsi="Times New Roman" w:cs="Times New Roman"/>
+        </w:rPr>
+        <w:t>Both abstract classes and interfaces offer inheritance functionality but the reason why we used interfaces for the strategy pattern in this scenario is to offer multiple inheritance. Animals inherit from the IFeeding Strategy but as stated earlier, an animal can use different behaviours during runtime such as the current examples: Carnivore Feeding, Herbivore Feeding as well as Running Training or Flying Training which is not explicitly used but is applicable.</w:t>
+      </w:r>
+    </w:p>
+    <w:p>
+      <w:pPr>
+        <w:rPr>
+          <w:rFonts w:ascii="Times New Roman" w:hAnsi="Times New Roman" w:cs="Times New Roman"/>
+        </w:rPr>
+      </w:pPr>
+    </w:p>
+    <w:p>
+      <w:pPr>
+        <w:pStyle w:val="Heading2"/>
+      </w:pPr>
+      <w:bookmarkStart w:id="4" w:name="_Toc194928237"/>
+      <w:r>
+        <w:t>1</w:t>
+      </w:r>
+      <w:r>
+        <w:t>.3</w:t>
+      </w:r>
+      <w:r>
+        <w:t xml:space="preserve"> </w:t>
+      </w:r>
+      <w:r>
+        <w:t>S</w:t>
+      </w:r>
+      <w:r>
+        <w:t>cenario Diagram</w:t>
+      </w:r>
+      <w:bookmarkEnd w:id="4"/>
+    </w:p>
+    <w:p>
+      <w:pPr>
+        <w:rPr>
+          <w:rFonts w:ascii="Times New Roman" w:hAnsi="Times New Roman" w:cs="Times New Roman"/>
+        </w:rPr>
+      </w:pPr>
+      <w:r>
+        <w:rPr>
+          <w:rFonts w:ascii="Times New Roman" w:hAnsi="Times New Roman" w:cs="Times New Roman"/>
+        </w:rPr>
+        <w:t>&lt;&lt;Shall be inserted here&gt;&gt;</w:t>
+      </w:r>
+    </w:p>
+    <w:p>
+      <w:pPr>
+        <w:rPr>
+          <w:rFonts w:ascii="Times New Roman" w:hAnsi="Times New Roman" w:cs="Times New Roman"/>
+        </w:rPr>
+      </w:pPr>
+      <w:r>
+        <w:rPr>
+          <w:rFonts w:ascii="Times New Roman" w:hAnsi="Times New Roman" w:cs="Times New Roman"/>
+        </w:rPr>
+        <w:br w:type="page"/>
+      </w:r>
+    </w:p>
+    <w:p>
+      <w:pPr>
+        <w:pStyle w:val="NewHeadin"/>
+      </w:pPr>
+      <w:bookmarkStart w:id="5" w:name="_Toc194928238"/>
+      <w:r>
+        <w:lastRenderedPageBreak/>
+        <w:t xml:space="preserve">Section </w:t>
+      </w:r>
+      <w:r>
+        <w:t>2</w:t>
+      </w:r>
+      <w:bookmarkEnd w:id="5"/>
+    </w:p>
+    <w:p/>
+    <w:p>
+      <w:r>
+        <w:t>&lt;&lt;Section code shall be inserted here&gt;&gt;</w:t>
+      </w:r>
+    </w:p>
+    <w:p>
+      <w:pPr>
         <w:rPr>
           <w:rFonts w:ascii="Times New Roman" w:hAnsi="Times New Roman" w:cs="Times New Roman"/>
           <w:i/>
@@ -632,18 +1342,18 @@
           <w:sz w:val="24"/>
           <w:szCs w:val="24"/>
         </w:rPr>
-        <w:lastRenderedPageBreak/>
-        <w:t xml:space="preserve"> </w:t>
-      </w:r>
-      <w:r>
+        <w:t>2.1 Concrete Animal Factory class</w:t>
+      </w:r>
+    </w:p>
+    <w:p>
+      <w:pPr>
         <w:rPr>
           <w:rFonts w:ascii="Times New Roman" w:hAnsi="Times New Roman" w:cs="Times New Roman"/>
           <w:i/>
           <w:sz w:val="24"/>
           <w:szCs w:val="24"/>
         </w:rPr>
-        <w:t>Abstract class vs Interface</w:t>
-      </w:r>
+      </w:pPr>
       <w:r>
         <w:rPr>
           <w:rFonts w:ascii="Times New Roman" w:hAnsi="Times New Roman" w:cs="Times New Roman"/>
@@ -651,50 +1361,11 @@
           <w:sz w:val="24"/>
           <w:szCs w:val="24"/>
         </w:rPr>
-        <w:t xml:space="preserve"> Analysis</w:t>
-      </w:r>
-    </w:p>
-    <w:p>
-      <w:pPr>
-        <w:rPr>
-          <w:rFonts w:ascii="Times New Roman" w:hAnsi="Times New Roman" w:cs="Times New Roman"/>
-        </w:rPr>
-      </w:pPr>
-      <w:r>
-        <w:rPr>
-          <w:rFonts w:ascii="Times New Roman" w:hAnsi="Times New Roman" w:cs="Times New Roman"/>
-        </w:rPr>
-        <w:t xml:space="preserve">Both abstract classes and interfaces offer inheritance functionality but the reason why we used interfaces for the strategy pattern in this scenario is to offer multiple inheritance. Animals inherit from the </w:t>
-      </w:r>
-      <w:proofErr w:type="spellStart"/>
-      <w:r>
-        <w:rPr>
-          <w:rFonts w:ascii="Times New Roman" w:hAnsi="Times New Roman" w:cs="Times New Roman"/>
-        </w:rPr>
-        <w:t>IFeeding</w:t>
-      </w:r>
-      <w:proofErr w:type="spellEnd"/>
-      <w:r>
-        <w:rPr>
-          <w:rFonts w:ascii="Times New Roman" w:hAnsi="Times New Roman" w:cs="Times New Roman"/>
-        </w:rPr>
-        <w:t xml:space="preserve"> Strategy but as stated earlier, an animal can use different behaviours during runtime such as the current examples: Carnivore Feeding, Herbivore Feeding as well as Running Training or Flying Training which is not explicitly used but is applicable.</w:t>
-      </w:r>
-    </w:p>
-    <w:p>
-      <w:pPr>
-        <w:rPr>
-          <w:rFonts w:ascii="Times New Roman" w:hAnsi="Times New Roman" w:cs="Times New Roman"/>
-        </w:rPr>
-      </w:pPr>
-    </w:p>
-    <w:p>
-      <w:pPr>
-        <w:pStyle w:val="Subtitle"/>
-        <w:numPr>
-          <w:ilvl w:val="0"/>
-          <w:numId w:val="0"/>
-        </w:numPr>
+        <w:t>2.2 Abstract Animal class</w:t>
+      </w:r>
+    </w:p>
+    <w:p>
+      <w:pPr>
         <w:rPr>
           <w:rFonts w:ascii="Times New Roman" w:hAnsi="Times New Roman" w:cs="Times New Roman"/>
           <w:i/>
@@ -709,7 +1380,7 @@
           <w:sz w:val="24"/>
           <w:szCs w:val="24"/>
         </w:rPr>
-        <w:t>1</w:t>
+        <w:t>2.</w:t>
       </w:r>
       <w:r>
         <w:rPr>
@@ -718,7 +1389,7 @@
           <w:sz w:val="24"/>
           <w:szCs w:val="24"/>
         </w:rPr>
-        <w:t>.3</w:t>
+        <w:t>3</w:t>
       </w:r>
       <w:r>
         <w:rPr>
@@ -727,17 +1398,18 @@
           <w:sz w:val="24"/>
           <w:szCs w:val="24"/>
         </w:rPr>
-        <w:t xml:space="preserve"> </w:t>
-      </w:r>
-      <w:r>
+        <w:t xml:space="preserve"> Concrete Dog class</w:t>
+      </w:r>
+    </w:p>
+    <w:p>
+      <w:pPr>
         <w:rPr>
           <w:rFonts w:ascii="Times New Roman" w:hAnsi="Times New Roman" w:cs="Times New Roman"/>
           <w:i/>
           <w:sz w:val="24"/>
           <w:szCs w:val="24"/>
         </w:rPr>
-        <w:t>S</w:t>
-      </w:r>
+      </w:pPr>
       <w:r>
         <w:rPr>
           <w:rFonts w:ascii="Times New Roman" w:hAnsi="Times New Roman" w:cs="Times New Roman"/>
@@ -745,62 +1417,17 @@
           <w:sz w:val="24"/>
           <w:szCs w:val="24"/>
         </w:rPr>
-        <w:t>cenario Diagram</w:t>
-      </w:r>
-    </w:p>
-    <w:p>
-      <w:pPr>
-        <w:rPr>
-          <w:rFonts w:ascii="Times New Roman" w:hAnsi="Times New Roman" w:cs="Times New Roman"/>
-        </w:rPr>
-      </w:pPr>
-      <w:r>
-        <w:rPr>
-          <w:rFonts w:ascii="Times New Roman" w:hAnsi="Times New Roman" w:cs="Times New Roman"/>
-        </w:rPr>
-        <w:t>&lt;&lt;Shall be inserted here&gt;&gt;</w:t>
-      </w:r>
-    </w:p>
-    <w:p>
-      <w:pPr>
-        <w:rPr>
-          <w:rFonts w:ascii="Times New Roman" w:hAnsi="Times New Roman" w:cs="Times New Roman"/>
-        </w:rPr>
-      </w:pPr>
-      <w:r>
-        <w:rPr>
-          <w:rFonts w:ascii="Times New Roman" w:hAnsi="Times New Roman" w:cs="Times New Roman"/>
-        </w:rPr>
-        <w:br w:type="page"/>
-      </w:r>
-    </w:p>
-    <w:p>
-      <w:pPr>
-        <w:pStyle w:val="NewHeadin"/>
-      </w:pPr>
-      <w:r>
-        <w:lastRenderedPageBreak/>
-        <w:t xml:space="preserve">Section </w:t>
-      </w:r>
-      <w:r>
-        <w:t>2</w:t>
-      </w:r>
-    </w:p>
-    <w:p/>
-    <w:p>
-      <w:r>
-        <w:t>&lt;&lt;Section code shall be inserted here&gt;&gt;</w:t>
-      </w:r>
-    </w:p>
-    <w:p>
-      <w:pPr>
+        <w:t>2.</w:t>
+      </w:r>
+      <w:r>
         <w:rPr>
           <w:rFonts w:ascii="Times New Roman" w:hAnsi="Times New Roman" w:cs="Times New Roman"/>
           <w:i/>
           <w:sz w:val="24"/>
           <w:szCs w:val="24"/>
         </w:rPr>
-      </w:pPr>
+        <w:t>4</w:t>
+      </w:r>
       <w:r>
         <w:rPr>
           <w:rFonts w:ascii="Times New Roman" w:hAnsi="Times New Roman" w:cs="Times New Roman"/>
@@ -808,17 +1435,18 @@
           <w:sz w:val="24"/>
           <w:szCs w:val="24"/>
         </w:rPr>
-        <w:t xml:space="preserve">2.1 Concrete </w:t>
-      </w:r>
-      <w:r>
+        <w:t xml:space="preserve"> Concrete Cat class</w:t>
+      </w:r>
+    </w:p>
+    <w:p>
+      <w:pPr>
         <w:rPr>
           <w:rFonts w:ascii="Times New Roman" w:hAnsi="Times New Roman" w:cs="Times New Roman"/>
           <w:i/>
           <w:sz w:val="24"/>
           <w:szCs w:val="24"/>
         </w:rPr>
-        <w:t>A</w:t>
-      </w:r>
+      </w:pPr>
       <w:r>
         <w:rPr>
           <w:rFonts w:ascii="Times New Roman" w:hAnsi="Times New Roman" w:cs="Times New Roman"/>
@@ -826,20 +1454,17 @@
           <w:sz w:val="24"/>
           <w:szCs w:val="24"/>
         </w:rPr>
-        <w:t>nimal Factory class</w:t>
-      </w:r>
-      <w:bookmarkStart w:id="0" w:name="_GoBack"/>
-      <w:bookmarkEnd w:id="0"/>
-    </w:p>
-    <w:p>
-      <w:pPr>
+        <w:t>2.</w:t>
+      </w:r>
+      <w:r>
         <w:rPr>
           <w:rFonts w:ascii="Times New Roman" w:hAnsi="Times New Roman" w:cs="Times New Roman"/>
           <w:i/>
           <w:sz w:val="24"/>
           <w:szCs w:val="24"/>
         </w:rPr>
-      </w:pPr>
+        <w:t>5</w:t>
+      </w:r>
       <w:r>
         <w:rPr>
           <w:rFonts w:ascii="Times New Roman" w:hAnsi="Times New Roman" w:cs="Times New Roman"/>
@@ -847,17 +1472,18 @@
           <w:sz w:val="24"/>
           <w:szCs w:val="24"/>
         </w:rPr>
-        <w:t>2.</w:t>
-      </w:r>
-      <w:r>
+        <w:t xml:space="preserve"> Concrete Bird class</w:t>
+      </w:r>
+    </w:p>
+    <w:p>
+      <w:pPr>
         <w:rPr>
           <w:rFonts w:ascii="Times New Roman" w:hAnsi="Times New Roman" w:cs="Times New Roman"/>
           <w:i/>
           <w:sz w:val="24"/>
           <w:szCs w:val="24"/>
         </w:rPr>
-        <w:t>2</w:t>
-      </w:r>
+      </w:pPr>
       <w:r>
         <w:rPr>
           <w:rFonts w:ascii="Times New Roman" w:hAnsi="Times New Roman" w:cs="Times New Roman"/>
@@ -865,7 +1491,7 @@
           <w:sz w:val="24"/>
           <w:szCs w:val="24"/>
         </w:rPr>
-        <w:t xml:space="preserve"> </w:t>
+        <w:t>3</w:t>
       </w:r>
       <w:r>
         <w:rPr>
@@ -874,7 +1500,7 @@
           <w:sz w:val="24"/>
           <w:szCs w:val="24"/>
         </w:rPr>
-        <w:t xml:space="preserve">Abstract </w:t>
+        <w:t>.</w:t>
       </w:r>
       <w:r>
         <w:rPr>
@@ -883,7 +1509,7 @@
           <w:sz w:val="24"/>
           <w:szCs w:val="24"/>
         </w:rPr>
-        <w:t>Animal</w:t>
+        <w:t>1</w:t>
       </w:r>
       <w:r>
         <w:rPr>
@@ -892,7 +1518,7 @@
           <w:sz w:val="24"/>
           <w:szCs w:val="24"/>
         </w:rPr>
-        <w:t xml:space="preserve"> class</w:t>
+        <w:t xml:space="preserve"> Feeding Strategy Interface</w:t>
       </w:r>
     </w:p>
     <w:p>
@@ -911,17 +1537,18 @@
           <w:sz w:val="24"/>
           <w:szCs w:val="24"/>
         </w:rPr>
-        <w:t>2.</w:t>
-      </w:r>
-      <w:r>
+        <w:t>3.2 Concrete Carnivore class</w:t>
+      </w:r>
+    </w:p>
+    <w:p>
+      <w:pPr>
         <w:rPr>
           <w:rFonts w:ascii="Times New Roman" w:hAnsi="Times New Roman" w:cs="Times New Roman"/>
           <w:i/>
           <w:sz w:val="24"/>
           <w:szCs w:val="24"/>
         </w:rPr>
-        <w:t>3</w:t>
-      </w:r>
+      </w:pPr>
       <w:r>
         <w:rPr>
           <w:rFonts w:ascii="Times New Roman" w:hAnsi="Times New Roman" w:cs="Times New Roman"/>
@@ -929,7 +1556,7 @@
           <w:sz w:val="24"/>
           <w:szCs w:val="24"/>
         </w:rPr>
-        <w:t xml:space="preserve"> </w:t>
+        <w:t>3</w:t>
       </w:r>
       <w:r>
         <w:rPr>
@@ -938,18 +1565,17 @@
           <w:sz w:val="24"/>
           <w:szCs w:val="24"/>
         </w:rPr>
-        <w:t>Concrete Dog class</w:t>
-      </w:r>
-    </w:p>
-    <w:p>
-      <w:pPr>
+        <w:t>.</w:t>
+      </w:r>
+      <w:r>
         <w:rPr>
           <w:rFonts w:ascii="Times New Roman" w:hAnsi="Times New Roman" w:cs="Times New Roman"/>
           <w:i/>
           <w:sz w:val="24"/>
           <w:szCs w:val="24"/>
         </w:rPr>
-      </w:pPr>
+        <w:t>3</w:t>
+      </w:r>
       <w:r>
         <w:rPr>
           <w:rFonts w:ascii="Times New Roman" w:hAnsi="Times New Roman" w:cs="Times New Roman"/>
@@ -957,17 +1583,18 @@
           <w:sz w:val="24"/>
           <w:szCs w:val="24"/>
         </w:rPr>
-        <w:t>2.</w:t>
-      </w:r>
-      <w:r>
+        <w:t xml:space="preserve"> Concrete Omnivore class</w:t>
+      </w:r>
+    </w:p>
+    <w:p>
+      <w:pPr>
         <w:rPr>
           <w:rFonts w:ascii="Times New Roman" w:hAnsi="Times New Roman" w:cs="Times New Roman"/>
           <w:i/>
           <w:sz w:val="24"/>
           <w:szCs w:val="24"/>
         </w:rPr>
-        <w:t>4</w:t>
-      </w:r>
+      </w:pPr>
       <w:r>
         <w:rPr>
           <w:rFonts w:ascii="Times New Roman" w:hAnsi="Times New Roman" w:cs="Times New Roman"/>
@@ -975,7 +1602,7 @@
           <w:sz w:val="24"/>
           <w:szCs w:val="24"/>
         </w:rPr>
-        <w:t xml:space="preserve"> </w:t>
+        <w:t>3</w:t>
       </w:r>
       <w:r>
         <w:rPr>
@@ -984,18 +1611,17 @@
           <w:sz w:val="24"/>
           <w:szCs w:val="24"/>
         </w:rPr>
-        <w:t>Concrete Cat class</w:t>
-      </w:r>
-    </w:p>
-    <w:p>
-      <w:pPr>
+        <w:t>.</w:t>
+      </w:r>
+      <w:r>
         <w:rPr>
           <w:rFonts w:ascii="Times New Roman" w:hAnsi="Times New Roman" w:cs="Times New Roman"/>
           <w:i/>
           <w:sz w:val="24"/>
           <w:szCs w:val="24"/>
         </w:rPr>
-      </w:pPr>
+        <w:t>4</w:t>
+      </w:r>
       <w:r>
         <w:rPr>
           <w:rFonts w:ascii="Times New Roman" w:hAnsi="Times New Roman" w:cs="Times New Roman"/>
@@ -1003,299 +1629,34 @@
           <w:sz w:val="24"/>
           <w:szCs w:val="24"/>
         </w:rPr>
-        <w:t>2.</w:t>
-      </w:r>
-      <w:r>
+        <w:t xml:space="preserve"> Concrete Herbivore class</w:t>
+      </w:r>
+    </w:p>
+    <w:p>
+      <w:pPr>
         <w:rPr>
           <w:rFonts w:ascii="Times New Roman" w:hAnsi="Times New Roman" w:cs="Times New Roman"/>
           <w:i/>
           <w:sz w:val="24"/>
           <w:szCs w:val="24"/>
         </w:rPr>
-        <w:t>5</w:t>
-      </w:r>
-      <w:r>
+      </w:pPr>
+    </w:p>
+    <w:p>
+      <w:pPr>
         <w:rPr>
           <w:rFonts w:ascii="Times New Roman" w:hAnsi="Times New Roman" w:cs="Times New Roman"/>
           <w:i/>
           <w:sz w:val="24"/>
           <w:szCs w:val="24"/>
         </w:rPr>
+      </w:pPr>
+    </w:p>
+    <w:p>
+      <w:r>
         <w:t xml:space="preserve"> </w:t>
       </w:r>
       <w:r>
-        <w:rPr>
-          <w:rFonts w:ascii="Times New Roman" w:hAnsi="Times New Roman" w:cs="Times New Roman"/>
-          <w:i/>
-          <w:sz w:val="24"/>
-          <w:szCs w:val="24"/>
-        </w:rPr>
-        <w:t>Concrete Bird class</w:t>
-      </w:r>
-    </w:p>
-    <w:p>
-      <w:pPr>
-        <w:rPr>
-          <w:rFonts w:ascii="Times New Roman" w:hAnsi="Times New Roman" w:cs="Times New Roman"/>
-          <w:i/>
-          <w:sz w:val="24"/>
-          <w:szCs w:val="24"/>
-        </w:rPr>
-      </w:pPr>
-      <w:r>
-        <w:rPr>
-          <w:rFonts w:ascii="Times New Roman" w:hAnsi="Times New Roman" w:cs="Times New Roman"/>
-          <w:i/>
-          <w:sz w:val="24"/>
-          <w:szCs w:val="24"/>
-        </w:rPr>
-        <w:t>3</w:t>
-      </w:r>
-      <w:r>
-        <w:rPr>
-          <w:rFonts w:ascii="Times New Roman" w:hAnsi="Times New Roman" w:cs="Times New Roman"/>
-          <w:i/>
-          <w:sz w:val="24"/>
-          <w:szCs w:val="24"/>
-        </w:rPr>
-        <w:t>.</w:t>
-      </w:r>
-      <w:r>
-        <w:rPr>
-          <w:rFonts w:ascii="Times New Roman" w:hAnsi="Times New Roman" w:cs="Times New Roman"/>
-          <w:i/>
-          <w:sz w:val="24"/>
-          <w:szCs w:val="24"/>
-        </w:rPr>
-        <w:t>1</w:t>
-      </w:r>
-      <w:r>
-        <w:rPr>
-          <w:rFonts w:ascii="Times New Roman" w:hAnsi="Times New Roman" w:cs="Times New Roman"/>
-          <w:i/>
-          <w:sz w:val="24"/>
-          <w:szCs w:val="24"/>
-        </w:rPr>
-        <w:t xml:space="preserve"> </w:t>
-      </w:r>
-      <w:r>
-        <w:rPr>
-          <w:rFonts w:ascii="Times New Roman" w:hAnsi="Times New Roman" w:cs="Times New Roman"/>
-          <w:i/>
-          <w:sz w:val="24"/>
-          <w:szCs w:val="24"/>
-        </w:rPr>
-        <w:t>Feeding Strategy Interface</w:t>
-      </w:r>
-    </w:p>
-    <w:p>
-      <w:pPr>
-        <w:rPr>
-          <w:rFonts w:ascii="Times New Roman" w:hAnsi="Times New Roman" w:cs="Times New Roman"/>
-          <w:i/>
-          <w:sz w:val="24"/>
-          <w:szCs w:val="24"/>
-        </w:rPr>
-      </w:pPr>
-      <w:r>
-        <w:rPr>
-          <w:rFonts w:ascii="Times New Roman" w:hAnsi="Times New Roman" w:cs="Times New Roman"/>
-          <w:i/>
-          <w:sz w:val="24"/>
-          <w:szCs w:val="24"/>
-        </w:rPr>
-        <w:t>3</w:t>
-      </w:r>
-      <w:r>
-        <w:rPr>
-          <w:rFonts w:ascii="Times New Roman" w:hAnsi="Times New Roman" w:cs="Times New Roman"/>
-          <w:i/>
-          <w:sz w:val="24"/>
-          <w:szCs w:val="24"/>
-        </w:rPr>
-        <w:t>.</w:t>
-      </w:r>
-      <w:r>
-        <w:rPr>
-          <w:rFonts w:ascii="Times New Roman" w:hAnsi="Times New Roman" w:cs="Times New Roman"/>
-          <w:i/>
-          <w:sz w:val="24"/>
-          <w:szCs w:val="24"/>
-        </w:rPr>
-        <w:t>2</w:t>
-      </w:r>
-      <w:r>
-        <w:rPr>
-          <w:rFonts w:ascii="Times New Roman" w:hAnsi="Times New Roman" w:cs="Times New Roman"/>
-          <w:i/>
-          <w:sz w:val="24"/>
-          <w:szCs w:val="24"/>
-        </w:rPr>
-        <w:t xml:space="preserve"> Concrete Carnivore class</w:t>
-      </w:r>
-    </w:p>
-    <w:p>
-      <w:pPr>
-        <w:rPr>
-          <w:rFonts w:ascii="Times New Roman" w:hAnsi="Times New Roman" w:cs="Times New Roman"/>
-          <w:i/>
-          <w:sz w:val="24"/>
-          <w:szCs w:val="24"/>
-        </w:rPr>
-      </w:pPr>
-      <w:r>
-        <w:rPr>
-          <w:rFonts w:ascii="Times New Roman" w:hAnsi="Times New Roman" w:cs="Times New Roman"/>
-          <w:i/>
-          <w:sz w:val="24"/>
-          <w:szCs w:val="24"/>
-        </w:rPr>
-        <w:t>3</w:t>
-      </w:r>
-      <w:r>
-        <w:rPr>
-          <w:rFonts w:ascii="Times New Roman" w:hAnsi="Times New Roman" w:cs="Times New Roman"/>
-          <w:i/>
-          <w:sz w:val="24"/>
-          <w:szCs w:val="24"/>
-        </w:rPr>
-        <w:t>.</w:t>
-      </w:r>
-      <w:r>
-        <w:rPr>
-          <w:rFonts w:ascii="Times New Roman" w:hAnsi="Times New Roman" w:cs="Times New Roman"/>
-          <w:i/>
-          <w:sz w:val="24"/>
-          <w:szCs w:val="24"/>
-        </w:rPr>
-        <w:t>3</w:t>
-      </w:r>
-      <w:r>
-        <w:rPr>
-          <w:rFonts w:ascii="Times New Roman" w:hAnsi="Times New Roman" w:cs="Times New Roman"/>
-          <w:i/>
-          <w:sz w:val="24"/>
-          <w:szCs w:val="24"/>
-        </w:rPr>
-        <w:t xml:space="preserve"> Concrete</w:t>
-      </w:r>
-      <w:r>
-        <w:rPr>
-          <w:rFonts w:ascii="Times New Roman" w:hAnsi="Times New Roman" w:cs="Times New Roman"/>
-          <w:i/>
-          <w:sz w:val="24"/>
-          <w:szCs w:val="24"/>
-        </w:rPr>
-        <w:t xml:space="preserve"> </w:t>
-      </w:r>
-      <w:r>
-        <w:rPr>
-          <w:rFonts w:ascii="Times New Roman" w:hAnsi="Times New Roman" w:cs="Times New Roman"/>
-          <w:i/>
-          <w:sz w:val="24"/>
-          <w:szCs w:val="24"/>
-        </w:rPr>
-        <w:t>Omnivore class</w:t>
-      </w:r>
-    </w:p>
-    <w:p>
-      <w:pPr>
-        <w:rPr>
-          <w:rFonts w:ascii="Times New Roman" w:hAnsi="Times New Roman" w:cs="Times New Roman"/>
-          <w:i/>
-          <w:sz w:val="24"/>
-          <w:szCs w:val="24"/>
-        </w:rPr>
-      </w:pPr>
-      <w:r>
-        <w:rPr>
-          <w:rFonts w:ascii="Times New Roman" w:hAnsi="Times New Roman" w:cs="Times New Roman"/>
-          <w:i/>
-          <w:sz w:val="24"/>
-          <w:szCs w:val="24"/>
-        </w:rPr>
-        <w:t>3</w:t>
-      </w:r>
-      <w:r>
-        <w:rPr>
-          <w:rFonts w:ascii="Times New Roman" w:hAnsi="Times New Roman" w:cs="Times New Roman"/>
-          <w:i/>
-          <w:sz w:val="24"/>
-          <w:szCs w:val="24"/>
-        </w:rPr>
-        <w:t>.</w:t>
-      </w:r>
-      <w:r>
-        <w:rPr>
-          <w:rFonts w:ascii="Times New Roman" w:hAnsi="Times New Roman" w:cs="Times New Roman"/>
-          <w:i/>
-          <w:sz w:val="24"/>
-          <w:szCs w:val="24"/>
-        </w:rPr>
-        <w:t>4</w:t>
-      </w:r>
-      <w:r>
-        <w:rPr>
-          <w:rFonts w:ascii="Times New Roman" w:hAnsi="Times New Roman" w:cs="Times New Roman"/>
-          <w:i/>
-          <w:sz w:val="24"/>
-          <w:szCs w:val="24"/>
-        </w:rPr>
-        <w:t xml:space="preserve"> </w:t>
-      </w:r>
-      <w:r>
-        <w:rPr>
-          <w:rFonts w:ascii="Times New Roman" w:hAnsi="Times New Roman" w:cs="Times New Roman"/>
-          <w:i/>
-          <w:sz w:val="24"/>
-          <w:szCs w:val="24"/>
-        </w:rPr>
-        <w:t>Concrete Herbivore</w:t>
-      </w:r>
-      <w:r>
-        <w:rPr>
-          <w:rFonts w:ascii="Times New Roman" w:hAnsi="Times New Roman" w:cs="Times New Roman"/>
-          <w:i/>
-          <w:sz w:val="24"/>
-          <w:szCs w:val="24"/>
-        </w:rPr>
-        <w:t xml:space="preserve"> </w:t>
-      </w:r>
-      <w:r>
-        <w:rPr>
-          <w:rFonts w:ascii="Times New Roman" w:hAnsi="Times New Roman" w:cs="Times New Roman"/>
-          <w:i/>
-          <w:sz w:val="24"/>
-          <w:szCs w:val="24"/>
-        </w:rPr>
-        <w:t>class</w:t>
-      </w:r>
-    </w:p>
-    <w:p>
-      <w:pPr>
-        <w:rPr>
-          <w:rFonts w:ascii="Times New Roman" w:hAnsi="Times New Roman" w:cs="Times New Roman"/>
-          <w:i/>
-          <w:sz w:val="24"/>
-          <w:szCs w:val="24"/>
-        </w:rPr>
-      </w:pPr>
-    </w:p>
-    <w:p>
-      <w:pPr>
-        <w:rPr>
-          <w:rFonts w:ascii="Times New Roman" w:hAnsi="Times New Roman" w:cs="Times New Roman"/>
-          <w:i/>
-          <w:sz w:val="24"/>
-          <w:szCs w:val="24"/>
-        </w:rPr>
-      </w:pPr>
-    </w:p>
-    <w:p>
-      <w:r>
-        <w:t xml:space="preserve"> </w:t>
-      </w:r>
-      <w:r>
         <w:br w:type="page"/>
       </w:r>
     </w:p>
@@ -1303,6 +1664,7 @@
       <w:pPr>
         <w:pStyle w:val="NewHeadin"/>
       </w:pPr>
+      <w:bookmarkStart w:id="6" w:name="_Toc194928239"/>
       <w:r>
         <w:lastRenderedPageBreak/>
         <w:t xml:space="preserve">Section </w:t>
@@ -1310,6 +1672,7 @@
       <w:r>
         <w:t>3</w:t>
       </w:r>
+      <w:bookmarkEnd w:id="6"/>
     </w:p>
     <w:p/>
     <w:p>
@@ -1318,7 +1681,7 @@
       </w:r>
     </w:p>
     <w:sectPr>
-      <w:footerReference w:type="default" r:id="rId7"/>
+      <w:footerReference w:type="default" r:id="rId8"/>
       <w:pgSz w:w="11906" w:h="16838"/>
       <w:pgMar w:top="1440" w:right="1440" w:bottom="1440" w:left="1440" w:header="708" w:footer="708" w:gutter="0"/>
       <w:cols w:space="708"/>
@@ -1329,7 +1692,7 @@
 </file>
 
 <file path=word/endnotes.xml><?xml version="1.0" encoding="utf-8"?>
-<w:endnotes xmlns:wpc="http://schemas.microsoft.com/office/word/2010/wordprocessingCanvas" xmlns:cx="http://schemas.microsoft.com/office/drawing/2014/chartex" xmlns:cx1="http://schemas.microsoft.com/office/drawing/2015/9/8/chartex" xmlns:cx2="http://schemas.microsoft.com/office/drawing/2015/10/21/chartex" xmlns:cx3="http://schemas.microsoft.com/office/drawing/2016/5/9/chartex" xmlns:cx4="http://schemas.microsoft.com/office/drawing/2016/5/10/chartex" xmlns:cx5="http://schemas.microsoft.com/office/drawing/2016/5/11/chartex" xmlns:cx6="http://schemas.microsoft.com/office/drawing/2016/5/12/chartex" xmlns:cx7="http://schemas.microsoft.com/office/drawing/2016/5/13/chartex" xmlns:cx8="http://schemas.microsoft.com/office/drawing/2016/5/14/chartex" xmlns:mc="http://schemas.openxmlformats.org/markup-compatibility/2006" xmlns:aink="http://schemas.microsoft.com/office/drawing/2016/ink" xmlns:am3d="http://schemas.microsoft.com/office/drawing/2017/model3d" xmlns:o="urn:schemas-microsoft-com:office:office" xmlns:r="http://schemas.openxmlformats.org/officeDocument/2006/relationships" xmlns:m="http://schemas.openxmlformats.org/officeDocument/2006/math" xmlns:v="urn:schemas-microsoft-com:vml" xmlns:wp14="http://schemas.microsoft.com/office/word/2010/wordprocessingDrawing" xmlns:wp="http://schemas.openxmlformats.org/drawingml/2006/wordprocessingDrawing" xmlns:w10="urn:schemas-microsoft-com:office:word" xmlns:w="http://schemas.openxmlformats.org/wordprocessingml/2006/main" xmlns:w14="http://schemas.microsoft.com/office/word/2010/wordml" xmlns:w15="http://schemas.microsoft.com/office/word/2012/wordml" xmlns:w16cid="http://schemas.microsoft.com/office/word/2016/wordml/cid" xmlns:w16se="http://schemas.microsoft.com/office/word/2015/wordml/symex" xmlns:wpg="http://schemas.microsoft.com/office/word/2010/wordprocessingGroup" xmlns:wpi="http://schemas.microsoft.com/office/word/2010/wordprocessingInk" xmlns:wne="http://schemas.microsoft.com/office/word/2006/wordml" xmlns:wps="http://schemas.microsoft.com/office/word/2010/wordprocessingShape" mc:Ignorable="w14 w15 w16se w16cid wp14">
+<w:endnotes xmlns:wpc="http://schemas.microsoft.com/office/word/2010/wordprocessingCanvas" xmlns:cx="http://schemas.microsoft.com/office/drawing/2014/chartex" xmlns:cx1="http://schemas.microsoft.com/office/drawing/2015/9/8/chartex" xmlns:cx2="http://schemas.microsoft.com/office/drawing/2015/10/21/chartex" xmlns:cx3="http://schemas.microsoft.com/office/drawing/2016/5/9/chartex" xmlns:cx4="http://schemas.microsoft.com/office/drawing/2016/5/10/chartex" xmlns:cx5="http://schemas.microsoft.com/office/drawing/2016/5/11/chartex" xmlns:cx6="http://schemas.microsoft.com/office/drawing/2016/5/12/chartex" xmlns:cx7="http://schemas.microsoft.com/office/drawing/2016/5/13/chartex" xmlns:cx8="http://schemas.microsoft.com/office/drawing/2016/5/14/chartex" xmlns:mc="http://schemas.openxmlformats.org/markup-compatibility/2006" xmlns:aink="http://schemas.microsoft.com/office/drawing/2016/ink" xmlns:am3d="http://schemas.microsoft.com/office/drawing/2017/model3d" xmlns:o="urn:schemas-microsoft-com:office:office" xmlns:oel="http://schemas.microsoft.com/office/2019/extlst" xmlns:r="http://schemas.openxmlformats.org/officeDocument/2006/relationships" xmlns:m="http://schemas.openxmlformats.org/officeDocument/2006/math" xmlns:v="urn:schemas-microsoft-com:vml" xmlns:wp14="http://schemas.microsoft.com/office/word/2010/wordprocessingDrawing" xmlns:wp="http://schemas.openxmlformats.org/drawingml/2006/wordprocessingDrawing" xmlns:w10="urn:schemas-microsoft-com:office:word" xmlns:w="http://schemas.openxmlformats.org/wordprocessingml/2006/main" xmlns:w14="http://schemas.microsoft.com/office/word/2010/wordml" xmlns:w15="http://schemas.microsoft.com/office/word/2012/wordml" xmlns:w16cex="http://schemas.microsoft.com/office/word/2018/wordml/cex" xmlns:w16cid="http://schemas.microsoft.com/office/word/2016/wordml/cid" xmlns:w16="http://schemas.microsoft.com/office/word/2018/wordml" xmlns:w16du="http://schemas.microsoft.com/office/word/2023/wordml/word16du" xmlns:w16sdtdh="http://schemas.microsoft.com/office/word/2020/wordml/sdtdatahash" xmlns:w16sdtfl="http://schemas.microsoft.com/office/word/2024/wordml/sdtformatlock" xmlns:w16se="http://schemas.microsoft.com/office/word/2015/wordml/symex" xmlns:wpg="http://schemas.microsoft.com/office/word/2010/wordprocessingGroup" xmlns:wpi="http://schemas.microsoft.com/office/word/2010/wordprocessingInk" xmlns:wne="http://schemas.microsoft.com/office/word/2006/wordml" xmlns:wps="http://schemas.microsoft.com/office/word/2010/wordprocessingShape" mc:Ignorable="w14 w15 w16se w16cid w16 w16cex w16sdtdh w16sdtfl w16du wp14">
   <w:endnote w:type="separator" w:id="-1">
     <w:p>
       <w:pPr>
@@ -1354,7 +1717,7 @@
 </file>
 
 <file path=word/footer1.xml><?xml version="1.0" encoding="utf-8"?>
-<w:ftr xmlns:wpc="http://schemas.microsoft.com/office/word/2010/wordprocessingCanvas" xmlns:cx="http://schemas.microsoft.com/office/drawing/2014/chartex" xmlns:cx1="http://schemas.microsoft.com/office/drawing/2015/9/8/chartex" xmlns:cx2="http://schemas.microsoft.com/office/drawing/2015/10/21/chartex" xmlns:cx3="http://schemas.microsoft.com/office/drawing/2016/5/9/chartex" xmlns:cx4="http://schemas.microsoft.com/office/drawing/2016/5/10/chartex" xmlns:cx5="http://schemas.microsoft.com/office/drawing/2016/5/11/chartex" xmlns:cx6="http://schemas.microsoft.com/office/drawing/2016/5/12/chartex" xmlns:cx7="http://schemas.microsoft.com/office/drawing/2016/5/13/chartex" xmlns:cx8="http://schemas.microsoft.com/office/drawing/2016/5/14/chartex" xmlns:mc="http://schemas.openxmlformats.org/markup-compatibility/2006" xmlns:aink="http://schemas.microsoft.com/office/drawing/2016/ink" xmlns:am3d="http://schemas.microsoft.com/office/drawing/2017/model3d" xmlns:o="urn:schemas-microsoft-com:office:office" xmlns:r="http://schemas.openxmlformats.org/officeDocument/2006/relationships" xmlns:m="http://schemas.openxmlformats.org/officeDocument/2006/math" xmlns:v="urn:schemas-microsoft-com:vml" xmlns:wp14="http://schemas.microsoft.com/office/word/2010/wordprocessingDrawing" xmlns:wp="http://schemas.openxmlformats.org/drawingml/2006/wordprocessingDrawing" xmlns:w10="urn:schemas-microsoft-com:office:word" xmlns:w="http://schemas.openxmlformats.org/wordprocessingml/2006/main" xmlns:w14="http://schemas.microsoft.com/office/word/2010/wordml" xmlns:w15="http://schemas.microsoft.com/office/word/2012/wordml" xmlns:w16cid="http://schemas.microsoft.com/office/word/2016/wordml/cid" xmlns:w16se="http://schemas.microsoft.com/office/word/2015/wordml/symex" xmlns:wpg="http://schemas.microsoft.com/office/word/2010/wordprocessingGroup" xmlns:wpi="http://schemas.microsoft.com/office/word/2010/wordprocessingInk" xmlns:wne="http://schemas.microsoft.com/office/word/2006/wordml" xmlns:wps="http://schemas.microsoft.com/office/word/2010/wordprocessingShape" mc:Ignorable="w14 w15 w16se w16cid wp14">
+<w:ftr xmlns:wpc="http://schemas.microsoft.com/office/word/2010/wordprocessingCanvas" xmlns:cx="http://schemas.microsoft.com/office/drawing/2014/chartex" xmlns:cx1="http://schemas.microsoft.com/office/drawing/2015/9/8/chartex" xmlns:cx2="http://schemas.microsoft.com/office/drawing/2015/10/21/chartex" xmlns:cx3="http://schemas.microsoft.com/office/drawing/2016/5/9/chartex" xmlns:cx4="http://schemas.microsoft.com/office/drawing/2016/5/10/chartex" xmlns:cx5="http://schemas.microsoft.com/office/drawing/2016/5/11/chartex" xmlns:cx6="http://schemas.microsoft.com/office/drawing/2016/5/12/chartex" xmlns:cx7="http://schemas.microsoft.com/office/drawing/2016/5/13/chartex" xmlns:cx8="http://schemas.microsoft.com/office/drawing/2016/5/14/chartex" xmlns:mc="http://schemas.openxmlformats.org/markup-compatibility/2006" xmlns:aink="http://schemas.microsoft.com/office/drawing/2016/ink" xmlns:am3d="http://schemas.microsoft.com/office/drawing/2017/model3d" xmlns:o="urn:schemas-microsoft-com:office:office" xmlns:oel="http://schemas.microsoft.com/office/2019/extlst" xmlns:r="http://schemas.openxmlformats.org/officeDocument/2006/relationships" xmlns:m="http://schemas.openxmlformats.org/officeDocument/2006/math" xmlns:v="urn:schemas-microsoft-com:vml" xmlns:wp14="http://schemas.microsoft.com/office/word/2010/wordprocessingDrawing" xmlns:wp="http://schemas.openxmlformats.org/drawingml/2006/wordprocessingDrawing" xmlns:w10="urn:schemas-microsoft-com:office:word" xmlns:w="http://schemas.openxmlformats.org/wordprocessingml/2006/main" xmlns:w14="http://schemas.microsoft.com/office/word/2010/wordml" xmlns:w15="http://schemas.microsoft.com/office/word/2012/wordml" xmlns:w16cex="http://schemas.microsoft.com/office/word/2018/wordml/cex" xmlns:w16cid="http://schemas.microsoft.com/office/word/2016/wordml/cid" xmlns:w16="http://schemas.microsoft.com/office/word/2018/wordml" xmlns:w16du="http://schemas.microsoft.com/office/word/2023/wordml/word16du" xmlns:w16sdtdh="http://schemas.microsoft.com/office/word/2020/wordml/sdtdatahash" xmlns:w16sdtfl="http://schemas.microsoft.com/office/word/2024/wordml/sdtformatlock" xmlns:w16se="http://schemas.microsoft.com/office/word/2015/wordml/symex" xmlns:wpg="http://schemas.microsoft.com/office/word/2010/wordprocessingGroup" xmlns:wpi="http://schemas.microsoft.com/office/word/2010/wordprocessingInk" xmlns:wne="http://schemas.microsoft.com/office/word/2006/wordml" xmlns:wps="http://schemas.microsoft.com/office/word/2010/wordprocessingShape" mc:Ignorable="w14 w15 w16se w16cid w16 w16cex w16sdtdh w16sdtfl w16du wp14">
   <w:sdt>
     <w:sdtPr>
       <w:rPr>
@@ -1525,7 +1888,7 @@
 </file>
 
 <file path=word/footnotes.xml><?xml version="1.0" encoding="utf-8"?>
-<w:footnotes xmlns:wpc="http://schemas.microsoft.com/office/word/2010/wordprocessingCanvas" xmlns:cx="http://schemas.microsoft.com/office/drawing/2014/chartex" xmlns:cx1="http://schemas.microsoft.com/office/drawing/2015/9/8/chartex" xmlns:cx2="http://schemas.microsoft.com/office/drawing/2015/10/21/chartex" xmlns:cx3="http://schemas.microsoft.com/office/drawing/2016/5/9/chartex" xmlns:cx4="http://schemas.microsoft.com/office/drawing/2016/5/10/chartex" xmlns:cx5="http://schemas.microsoft.com/office/drawing/2016/5/11/chartex" xmlns:cx6="http://schemas.microsoft.com/office/drawing/2016/5/12/chartex" xmlns:cx7="http://schemas.microsoft.com/office/drawing/2016/5/13/chartex" xmlns:cx8="http://schemas.microsoft.com/office/drawing/2016/5/14/chartex" xmlns:mc="http://schemas.openxmlformats.org/markup-compatibility/2006" xmlns:aink="http://schemas.microsoft.com/office/drawing/2016/ink" xmlns:am3d="http://schemas.microsoft.com/office/drawing/2017/model3d" xmlns:o="urn:schemas-microsoft-com:office:office" xmlns:r="http://schemas.openxmlformats.org/officeDocument/2006/relationships" xmlns:m="http://schemas.openxmlformats.org/officeDocument/2006/math" xmlns:v="urn:schemas-microsoft-com:vml" xmlns:wp14="http://schemas.microsoft.com/office/word/2010/wordprocessingDrawing" xmlns:wp="http://schemas.openxmlformats.org/drawingml/2006/wordprocessingDrawing" xmlns:w10="urn:schemas-microsoft-com:office:word" xmlns:w="http://schemas.openxmlformats.org/wordprocessingml/2006/main" xmlns:w14="http://schemas.microsoft.com/office/word/2010/wordml" xmlns:w15="http://schemas.microsoft.com/office/word/2012/wordml" xmlns:w16cid="http://schemas.microsoft.com/office/word/2016/wordml/cid" xmlns:w16se="http://schemas.microsoft.com/office/word/2015/wordml/symex" xmlns:wpg="http://schemas.microsoft.com/office/word/2010/wordprocessingGroup" xmlns:wpi="http://schemas.microsoft.com/office/word/2010/wordprocessingInk" xmlns:wne="http://schemas.microsoft.com/office/word/2006/wordml" xmlns:wps="http://schemas.microsoft.com/office/word/2010/wordprocessingShape" mc:Ignorable="w14 w15 w16se w16cid wp14">
+<w:footnotes xmlns:wpc="http://schemas.microsoft.com/office/word/2010/wordprocessingCanvas" xmlns:cx="http://schemas.microsoft.com/office/drawing/2014/chartex" xmlns:cx1="http://schemas.microsoft.com/office/drawing/2015/9/8/chartex" xmlns:cx2="http://schemas.microsoft.com/office/drawing/2015/10/21/chartex" xmlns:cx3="http://schemas.microsoft.com/office/drawing/2016/5/9/chartex" xmlns:cx4="http://schemas.microsoft.com/office/drawing/2016/5/10/chartex" xmlns:cx5="http://schemas.microsoft.com/office/drawing/2016/5/11/chartex" xmlns:cx6="http://schemas.microsoft.com/office/drawing/2016/5/12/chartex" xmlns:cx7="http://schemas.microsoft.com/office/drawing/2016/5/13/chartex" xmlns:cx8="http://schemas.microsoft.com/office/drawing/2016/5/14/chartex" xmlns:mc="http://schemas.openxmlformats.org/markup-compatibility/2006" xmlns:aink="http://schemas.microsoft.com/office/drawing/2016/ink" xmlns:am3d="http://schemas.microsoft.com/office/drawing/2017/model3d" xmlns:o="urn:schemas-microsoft-com:office:office" xmlns:oel="http://schemas.microsoft.com/office/2019/extlst" xmlns:r="http://schemas.openxmlformats.org/officeDocument/2006/relationships" xmlns:m="http://schemas.openxmlformats.org/officeDocument/2006/math" xmlns:v="urn:schemas-microsoft-com:vml" xmlns:wp14="http://schemas.microsoft.com/office/word/2010/wordprocessingDrawing" xmlns:wp="http://schemas.openxmlformats.org/drawingml/2006/wordprocessingDrawing" xmlns:w10="urn:schemas-microsoft-com:office:word" xmlns:w="http://schemas.openxmlformats.org/wordprocessingml/2006/main" xmlns:w14="http://schemas.microsoft.com/office/word/2010/wordml" xmlns:w15="http://schemas.microsoft.com/office/word/2012/wordml" xmlns:w16cex="http://schemas.microsoft.com/office/word/2018/wordml/cex" xmlns:w16cid="http://schemas.microsoft.com/office/word/2016/wordml/cid" xmlns:w16="http://schemas.microsoft.com/office/word/2018/wordml" xmlns:w16du="http://schemas.microsoft.com/office/word/2023/wordml/word16du" xmlns:w16sdtdh="http://schemas.microsoft.com/office/word/2020/wordml/sdtdatahash" xmlns:w16sdtfl="http://schemas.microsoft.com/office/word/2024/wordml/sdtformatlock" xmlns:w16se="http://schemas.microsoft.com/office/word/2015/wordml/symex" xmlns:wpg="http://schemas.microsoft.com/office/word/2010/wordprocessingGroup" xmlns:wpi="http://schemas.microsoft.com/office/word/2010/wordprocessingInk" xmlns:wne="http://schemas.microsoft.com/office/word/2006/wordml" xmlns:wps="http://schemas.microsoft.com/office/word/2010/wordprocessingShape" mc:Ignorable="w14 w15 w16se w16cid w16 w16cex w16sdtdh w16sdtfl w16du wp14">
   <w:footnote w:type="separator" w:id="-1">
     <w:p>
       <w:pPr>
@@ -1550,7 +1913,7 @@
 </file>
 
 <file path=word/numbering.xml><?xml version="1.0" encoding="utf-8"?>
-<w:numbering xmlns:wpc="http://schemas.microsoft.com/office/word/2010/wordprocessingCanvas" xmlns:cx="http://schemas.microsoft.com/office/drawing/2014/chartex" xmlns:cx1="http://schemas.microsoft.com/office/drawing/2015/9/8/chartex" xmlns:cx2="http://schemas.microsoft.com/office/drawing/2015/10/21/chartex" xmlns:cx3="http://schemas.microsoft.com/office/drawing/2016/5/9/chartex" xmlns:cx4="http://schemas.microsoft.com/office/drawing/2016/5/10/chartex" xmlns:cx5="http://schemas.microsoft.com/office/drawing/2016/5/11/chartex" xmlns:cx6="http://schemas.microsoft.com/office/drawing/2016/5/12/chartex" xmlns:cx7="http://schemas.microsoft.com/office/drawing/2016/5/13/chartex" xmlns:cx8="http://schemas.microsoft.com/office/drawing/2016/5/14/chartex" xmlns:mc="http://schemas.openxmlformats.org/markup-compatibility/2006" xmlns:aink="http://schemas.microsoft.com/office/drawing/2016/ink" xmlns:am3d="http://schemas.microsoft.com/office/drawing/2017/model3d" xmlns:o="urn:schemas-microsoft-com:office:office" xmlns:r="http://schemas.openxmlformats.org/officeDocument/2006/relationships" xmlns:m="http://schemas.openxmlformats.org/officeDocument/2006/math" xmlns:v="urn:schemas-microsoft-com:vml" xmlns:wp14="http://schemas.microsoft.com/office/word/2010/wordprocessingDrawing" xmlns:wp="http://schemas.openxmlformats.org/drawingml/2006/wordprocessingDrawing" xmlns:w10="urn:schemas-microsoft-com:office:word" xmlns:w="http://schemas.openxmlformats.org/wordprocessingml/2006/main" xmlns:w14="http://schemas.microsoft.com/office/word/2010/wordml" xmlns:w15="http://schemas.microsoft.com/office/word/2012/wordml" xmlns:w16cid="http://schemas.microsoft.com/office/word/2016/wordml/cid" xmlns:w16se="http://schemas.microsoft.com/office/word/2015/wordml/symex" xmlns:wpg="http://schemas.microsoft.com/office/word/2010/wordprocessingGroup" xmlns:wpi="http://schemas.microsoft.com/office/word/2010/wordprocessingInk" xmlns:wne="http://schemas.microsoft.com/office/word/2006/wordml" xmlns:wps="http://schemas.microsoft.com/office/word/2010/wordprocessingShape" mc:Ignorable="w14 w15 w16se w16cid wp14">
+<w:numbering xmlns:wpc="http://schemas.microsoft.com/office/word/2010/wordprocessingCanvas" xmlns:cx="http://schemas.microsoft.com/office/drawing/2014/chartex" xmlns:cx1="http://schemas.microsoft.com/office/drawing/2015/9/8/chartex" xmlns:cx2="http://schemas.microsoft.com/office/drawing/2015/10/21/chartex" xmlns:cx3="http://schemas.microsoft.com/office/drawing/2016/5/9/chartex" xmlns:cx4="http://schemas.microsoft.com/office/drawing/2016/5/10/chartex" xmlns:cx5="http://schemas.microsoft.com/office/drawing/2016/5/11/chartex" xmlns:cx6="http://schemas.microsoft.com/office/drawing/2016/5/12/chartex" xmlns:cx7="http://schemas.microsoft.com/office/drawing/2016/5/13/chartex" xmlns:cx8="http://schemas.microsoft.com/office/drawing/2016/5/14/chartex" xmlns:mc="http://schemas.openxmlformats.org/markup-compatibility/2006" xmlns:aink="http://schemas.microsoft.com/office/drawing/2016/ink" xmlns:am3d="http://schemas.microsoft.com/office/drawing/2017/model3d" xmlns:o="urn:schemas-microsoft-com:office:office" xmlns:oel="http://schemas.microsoft.com/office/2019/extlst" xmlns:r="http://schemas.openxmlformats.org/officeDocument/2006/relationships" xmlns:m="http://schemas.openxmlformats.org/officeDocument/2006/math" xmlns:v="urn:schemas-microsoft-com:vml" xmlns:wp14="http://schemas.microsoft.com/office/word/2010/wordprocessingDrawing" xmlns:wp="http://schemas.openxmlformats.org/drawingml/2006/wordprocessingDrawing" xmlns:w10="urn:schemas-microsoft-com:office:word" xmlns:w="http://schemas.openxmlformats.org/wordprocessingml/2006/main" xmlns:w14="http://schemas.microsoft.com/office/word/2010/wordml" xmlns:w15="http://schemas.microsoft.com/office/word/2012/wordml" xmlns:w16cex="http://schemas.microsoft.com/office/word/2018/wordml/cex" xmlns:w16cid="http://schemas.microsoft.com/office/word/2016/wordml/cid" xmlns:w16="http://schemas.microsoft.com/office/word/2018/wordml" xmlns:w16du="http://schemas.microsoft.com/office/word/2023/wordml/word16du" xmlns:w16sdtdh="http://schemas.microsoft.com/office/word/2020/wordml/sdtdatahash" xmlns:w16sdtfl="http://schemas.microsoft.com/office/word/2024/wordml/sdtformatlock" xmlns:w16se="http://schemas.microsoft.com/office/word/2015/wordml/symex" xmlns:wpg="http://schemas.microsoft.com/office/word/2010/wordprocessingGroup" xmlns:wpi="http://schemas.microsoft.com/office/word/2010/wordprocessingInk" xmlns:wne="http://schemas.microsoft.com/office/word/2006/wordml" xmlns:wps="http://schemas.microsoft.com/office/word/2010/wordprocessingShape" mc:Ignorable="w14 w15 w16se w16cid w16 w16cex w16sdtdh w16sdtfl w16du wp14">
   <w:abstractNum w:abstractNumId="0" w15:restartNumberingAfterBreak="0">
     <w:nsid w:val="09D55C1D"/>
     <w:multiLevelType w:val="hybridMultilevel"/>
@@ -2229,29 +2592,29 @@
       </w:rPr>
     </w:lvl>
   </w:abstractNum>
-  <w:num w:numId="1">
+  <w:num w:numId="1" w16cid:durableId="1438872307">
     <w:abstractNumId w:val="5"/>
   </w:num>
-  <w:num w:numId="2">
+  <w:num w:numId="2" w16cid:durableId="794057099">
     <w:abstractNumId w:val="2"/>
   </w:num>
-  <w:num w:numId="3">
+  <w:num w:numId="3" w16cid:durableId="1568684587">
     <w:abstractNumId w:val="3"/>
   </w:num>
-  <w:num w:numId="4">
+  <w:num w:numId="4" w16cid:durableId="887377549">
     <w:abstractNumId w:val="0"/>
   </w:num>
-  <w:num w:numId="5">
+  <w:num w:numId="5" w16cid:durableId="961423899">
     <w:abstractNumId w:val="1"/>
   </w:num>
-  <w:num w:numId="6">
+  <w:num w:numId="6" w16cid:durableId="1435663233">
     <w:abstractNumId w:val="4"/>
   </w:num>
 </w:numbering>
 </file>
 
 <file path=word/styles.xml><?xml version="1.0" encoding="utf-8"?>
-<w:styles xmlns:mc="http://schemas.openxmlformats.org/markup-compatibility/2006" xmlns:r="http://schemas.openxmlformats.org/officeDocument/2006/relationships" xmlns:w="http://schemas.openxmlformats.org/wordprocessingml/2006/main" xmlns:w14="http://schemas.microsoft.com/office/word/2010/wordml" xmlns:w15="http://schemas.microsoft.com/office/word/2012/wordml" xmlns:w16cid="http://schemas.microsoft.com/office/word/2016/wordml/cid" xmlns:w16se="http://schemas.microsoft.com/office/word/2015/wordml/symex" mc:Ignorable="w14 w15 w16se w16cid">
+<w:styles xmlns:mc="http://schemas.openxmlformats.org/markup-compatibility/2006" xmlns:r="http://schemas.openxmlformats.org/officeDocument/2006/relationships" xmlns:w="http://schemas.openxmlformats.org/wordprocessingml/2006/main" xmlns:w14="http://schemas.microsoft.com/office/word/2010/wordml" xmlns:w15="http://schemas.microsoft.com/office/word/2012/wordml" xmlns:w16cex="http://schemas.microsoft.com/office/word/2018/wordml/cex" xmlns:w16cid="http://schemas.microsoft.com/office/word/2016/wordml/cid" xmlns:w16="http://schemas.microsoft.com/office/word/2018/wordml" xmlns:w16du="http://schemas.microsoft.com/office/word/2023/wordml/word16du" xmlns:w16sdtdh="http://schemas.microsoft.com/office/word/2020/wordml/sdtdatahash" xmlns:w16sdtfl="http://schemas.microsoft.com/office/word/2024/wordml/sdtformatlock" xmlns:w16se="http://schemas.microsoft.com/office/word/2015/wordml/symex" mc:Ignorable="w14 w15 w16se w16cid w16 w16cex w16sdtdh w16sdtfl w16du">
   <w:docDefaults>
     <w:rPrDefault>
       <w:rPr>
@@ -2267,7 +2630,7 @@
       </w:pPr>
     </w:pPrDefault>
   </w:docDefaults>
-  <w:latentStyles w:defLockedState="0" w:defUIPriority="99" w:defSemiHidden="0" w:defUnhideWhenUsed="0" w:defQFormat="0" w:count="375">
+  <w:latentStyles w:defLockedState="0" w:defUIPriority="99" w:defSemiHidden="0" w:defUnhideWhenUsed="0" w:defQFormat="0" w:count="376">
     <w:lsdException w:name="Normal" w:uiPriority="0" w:qFormat="1"/>
     <w:lsdException w:name="heading 1" w:uiPriority="9" w:qFormat="1"/>
     <w:lsdException w:name="heading 2" w:semiHidden="1" w:uiPriority="9" w:unhideWhenUsed="1" w:qFormat="1"/>
@@ -2643,6 +3006,7 @@
     <w:lsdException w:name="Smart Hyperlink" w:semiHidden="1" w:unhideWhenUsed="1"/>
     <w:lsdException w:name="Hashtag" w:semiHidden="1" w:unhideWhenUsed="1"/>
     <w:lsdException w:name="Unresolved Mention" w:semiHidden="1" w:unhideWhenUsed="1"/>
+    <w:lsdException w:name="Smart Link" w:semiHidden="1" w:unhideWhenUsed="1"/>
   </w:latentStyles>
   <w:style w:type="paragraph" w:default="1" w:styleId="Normal">
     <w:name w:val="Normal"/>
@@ -2667,6 +3031,28 @@
       <w:color w:val="2F5496" w:themeColor="accent1" w:themeShade="BF"/>
       <w:sz w:val="32"/>
       <w:szCs w:val="32"/>
+    </w:rPr>
+  </w:style>
+  <w:style w:type="paragraph" w:styleId="Heading2">
+    <w:name w:val="heading 2"/>
+    <w:basedOn w:val="Style1"/>
+    <w:next w:val="Normal"/>
+    <w:link w:val="Heading2Char"/>
+    <w:uiPriority w:val="9"/>
+    <w:unhideWhenUsed/>
+    <w:qFormat/>
+    <w:rsid w:val="00125342"/>
+    <w:pPr>
+      <w:keepNext/>
+      <w:keepLines/>
+      <w:spacing w:before="40" w:after="0"/>
+      <w:outlineLvl w:val="1"/>
+    </w:pPr>
+    <w:rPr>
+      <w:rFonts w:asciiTheme="majorHAnsi" w:eastAsiaTheme="majorEastAsia" w:hAnsiTheme="majorHAnsi" w:cstheme="majorBidi"/>
+      <w:color w:val="595959" w:themeColor="text1" w:themeTint="A6"/>
+      <w:sz w:val="26"/>
+      <w:szCs w:val="26"/>
     </w:rPr>
   </w:style>
   <w:style w:type="character" w:default="1" w:styleId="DefaultParagraphFont">
@@ -2848,6 +3234,120 @@
       <w:rFonts w:ascii="Segoe UI" w:hAnsi="Segoe UI" w:cs="Segoe UI"/>
       <w:sz w:val="18"/>
       <w:szCs w:val="18"/>
+    </w:rPr>
+  </w:style>
+  <w:style w:type="paragraph" w:styleId="TOCHeading">
+    <w:name w:val="TOC Heading"/>
+    <w:basedOn w:val="Heading1"/>
+    <w:next w:val="Normal"/>
+    <w:uiPriority w:val="39"/>
+    <w:unhideWhenUsed/>
+    <w:qFormat/>
+    <w:rsid w:val="00962C10"/>
+    <w:pPr>
+      <w:outlineLvl w:val="9"/>
+    </w:pPr>
+    <w:rPr>
+      <w:lang w:val="en-US"/>
+    </w:rPr>
+  </w:style>
+  <w:style w:type="paragraph" w:styleId="TOC1">
+    <w:name w:val="toc 1"/>
+    <w:basedOn w:val="Normal"/>
+    <w:next w:val="Normal"/>
+    <w:autoRedefine/>
+    <w:uiPriority w:val="39"/>
+    <w:unhideWhenUsed/>
+    <w:rsid w:val="00962C10"/>
+    <w:pPr>
+      <w:spacing w:after="100"/>
+    </w:pPr>
+  </w:style>
+  <w:style w:type="character" w:styleId="Hyperlink">
+    <w:name w:val="Hyperlink"/>
+    <w:basedOn w:val="DefaultParagraphFont"/>
+    <w:uiPriority w:val="99"/>
+    <w:unhideWhenUsed/>
+    <w:rsid w:val="00962C10"/>
+    <w:rPr>
+      <w:color w:val="0563C1" w:themeColor="hyperlink"/>
+      <w:u w:val="single"/>
+    </w:rPr>
+  </w:style>
+  <w:style w:type="paragraph" w:styleId="TOC2">
+    <w:name w:val="toc 2"/>
+    <w:basedOn w:val="Normal"/>
+    <w:next w:val="Normal"/>
+    <w:autoRedefine/>
+    <w:uiPriority w:val="39"/>
+    <w:unhideWhenUsed/>
+    <w:rsid w:val="00962C10"/>
+    <w:pPr>
+      <w:spacing w:after="100"/>
+      <w:ind w:left="220"/>
+    </w:pPr>
+    <w:rPr>
+      <w:rFonts w:eastAsiaTheme="minorEastAsia" w:cs="Times New Roman"/>
+      <w:lang w:val="en-US"/>
+    </w:rPr>
+  </w:style>
+  <w:style w:type="paragraph" w:styleId="TOC3">
+    <w:name w:val="toc 3"/>
+    <w:basedOn w:val="Normal"/>
+    <w:next w:val="Normal"/>
+    <w:autoRedefine/>
+    <w:uiPriority w:val="39"/>
+    <w:unhideWhenUsed/>
+    <w:rsid w:val="00962C10"/>
+    <w:pPr>
+      <w:spacing w:after="100"/>
+      <w:ind w:left="440"/>
+    </w:pPr>
+    <w:rPr>
+      <w:rFonts w:eastAsiaTheme="minorEastAsia" w:cs="Times New Roman"/>
+      <w:lang w:val="en-US"/>
+    </w:rPr>
+  </w:style>
+  <w:style w:type="paragraph" w:customStyle="1" w:styleId="Style1">
+    <w:name w:val="Style1"/>
+    <w:basedOn w:val="Subtitle"/>
+    <w:link w:val="Style1Char"/>
+    <w:qFormat/>
+    <w:rsid w:val="00962C10"/>
+    <w:rPr>
+      <w:rFonts w:ascii="Times New Roman" w:hAnsi="Times New Roman" w:cs="Times New Roman"/>
+      <w:i/>
+      <w:sz w:val="24"/>
+      <w:szCs w:val="24"/>
+    </w:rPr>
+  </w:style>
+  <w:style w:type="character" w:customStyle="1" w:styleId="Style1Char">
+    <w:name w:val="Style1 Char"/>
+    <w:basedOn w:val="SubtitleChar"/>
+    <w:link w:val="Style1"/>
+    <w:rsid w:val="00962C10"/>
+    <w:rPr>
+      <w:rFonts w:ascii="Times New Roman" w:eastAsiaTheme="minorEastAsia" w:hAnsi="Times New Roman" w:cs="Times New Roman"/>
+      <w:i/>
+      <w:color w:val="5A5A5A" w:themeColor="text1" w:themeTint="A5"/>
+      <w:spacing w:val="15"/>
+      <w:sz w:val="24"/>
+      <w:szCs w:val="24"/>
+    </w:rPr>
+  </w:style>
+  <w:style w:type="character" w:customStyle="1" w:styleId="Heading2Char">
+    <w:name w:val="Heading 2 Char"/>
+    <w:basedOn w:val="DefaultParagraphFont"/>
+    <w:link w:val="Heading2"/>
+    <w:uiPriority w:val="9"/>
+    <w:rsid w:val="00125342"/>
+    <w:rPr>
+      <w:rFonts w:asciiTheme="majorHAnsi" w:eastAsiaTheme="majorEastAsia" w:hAnsiTheme="majorHAnsi" w:cstheme="majorBidi"/>
+      <w:i/>
+      <w:color w:val="595959" w:themeColor="text1" w:themeTint="A6"/>
+      <w:spacing w:val="15"/>
+      <w:sz w:val="26"/>
+      <w:szCs w:val="26"/>
     </w:rPr>
   </w:style>
 </w:styles>
@@ -3146,4 +3646,16 @@
     </a:ext>
   </a:extLst>
 </a:theme>
+</file>
+
+<file path=customXml/item1.xml><?xml version="1.0" encoding="utf-8"?>
+<b:Sources xmlns:b="http://schemas.openxmlformats.org/officeDocument/2006/bibliography" xmlns="http://schemas.openxmlformats.org/officeDocument/2006/bibliography" SelectedStyle="\APASixthEditionOfficeOnline.xsl" StyleName="APA" Version="6"/>
+</file>
+
+<file path=customXml/itemProps1.xml><?xml version="1.0" encoding="utf-8"?>
+<ds:datastoreItem xmlns:ds="http://schemas.openxmlformats.org/officeDocument/2006/customXml" ds:itemID="{EC8CE4EF-7630-4446-9C10-6A7B0EB49783}">
+  <ds:schemaRefs>
+    <ds:schemaRef ds:uri="http://schemas.openxmlformats.org/officeDocument/2006/bibliography"/>
+  </ds:schemaRefs>
+</ds:datastoreItem>
 </file>